--- a/doc/詞/宋朝/岳飛/岳飛-小重山·昨夜寒蛩不住鳴.docx
+++ b/doc/詞/宋朝/岳飛/岳飛-小重山·昨夜寒蛩不住鳴.docx
@@ -1,6 +1,6 @@
 
 <file path=word/document.xml><?xml version="1.0" encoding="utf-8"?>
-<w:document xmlns:wpc="http://schemas.microsoft.com/office/word/2010/wordprocessingCanvas" xmlns:cx="http://schemas.microsoft.com/office/drawing/2014/chartex" xmlns:cx1="http://schemas.microsoft.com/office/drawing/2015/9/8/chartex" xmlns:cx2="http://schemas.microsoft.com/office/drawing/2015/10/21/chartex" xmlns:cx3="http://schemas.microsoft.com/office/drawing/2016/5/9/chartex" xmlns:cx4="http://schemas.microsoft.com/office/drawing/2016/5/10/chartex" xmlns:cx5="http://schemas.microsoft.com/office/drawing/2016/5/11/chartex" xmlns:cx6="http://schemas.microsoft.com/office/drawing/2016/5/12/chartex" xmlns:cx7="http://schemas.microsoft.com/office/drawing/2016/5/13/chartex" xmlns:cx8="http://schemas.microsoft.com/office/drawing/2016/5/14/chartex" xmlns:mc="http://schemas.openxmlformats.org/markup-compatibility/2006" xmlns:aink="http://schemas.microsoft.com/office/drawing/2016/ink" xmlns:am3d="http://schemas.microsoft.com/office/drawing/2017/model3d" xmlns:o="urn:schemas-microsoft-com:office:office" xmlns:oel="http://schemas.microsoft.com/office/2019/extlst" xmlns:r="http://schemas.openxmlformats.org/officeDocument/2006/relationships" xmlns:m="http://schemas.openxmlformats.org/officeDocument/2006/math" xmlns:v="urn:schemas-microsoft-com:vml" xmlns:wp14="http://schemas.microsoft.com/office/word/2010/wordprocessingDrawing" xmlns:wp="http://schemas.openxmlformats.org/drawingml/2006/wordprocessingDrawing" xmlns:w10="urn:schemas-microsoft-com:office:word" xmlns:w="http://schemas.openxmlformats.org/wordprocessingml/2006/main" xmlns:w14="http://schemas.microsoft.com/office/word/2010/wordml" xmlns:w15="http://schemas.microsoft.com/office/word/2012/wordml" xmlns:w16cex="http://schemas.microsoft.com/office/word/2018/wordml/cex" xmlns:w16cid="http://schemas.microsoft.com/office/word/2016/wordml/cid" xmlns:w16="http://schemas.microsoft.com/office/word/2018/wordml" xmlns:w16du="http://schemas.microsoft.com/office/word/2023/wordml/word16du" xmlns:w16sdtdh="http://schemas.microsoft.com/office/word/2020/wordml/sdtdatahash" xmlns:w16se="http://schemas.microsoft.com/office/word/2015/wordml/symex" xmlns:wpg="http://schemas.microsoft.com/office/word/2010/wordprocessingGroup" xmlns:wpi="http://schemas.microsoft.com/office/word/2010/wordprocessingInk" xmlns:wne="http://schemas.microsoft.com/office/word/2006/wordml" xmlns:wps="http://schemas.microsoft.com/office/word/2010/wordprocessingShape" mc:Ignorable="w14 w15 w16se w16cid w16 w16cex w16sdtdh w16du wp14">
+<w:document xmlns:wpc="http://schemas.microsoft.com/office/word/2010/wordprocessingCanvas" xmlns:cx="http://schemas.microsoft.com/office/drawing/2014/chartex" xmlns:cx1="http://schemas.microsoft.com/office/drawing/2015/9/8/chartex" xmlns:cx2="http://schemas.microsoft.com/office/drawing/2015/10/21/chartex" xmlns:cx3="http://schemas.microsoft.com/office/drawing/2016/5/9/chartex" xmlns:cx4="http://schemas.microsoft.com/office/drawing/2016/5/10/chartex" xmlns:cx5="http://schemas.microsoft.com/office/drawing/2016/5/11/chartex" xmlns:cx6="http://schemas.microsoft.com/office/drawing/2016/5/12/chartex" xmlns:cx7="http://schemas.microsoft.com/office/drawing/2016/5/13/chartex" xmlns:cx8="http://schemas.microsoft.com/office/drawing/2016/5/14/chartex" xmlns:mc="http://schemas.openxmlformats.org/markup-compatibility/2006" xmlns:aink="http://schemas.microsoft.com/office/drawing/2016/ink" xmlns:am3d="http://schemas.microsoft.com/office/drawing/2017/model3d" xmlns:o="urn:schemas-microsoft-com:office:office" xmlns:oel="http://schemas.microsoft.com/office/2019/extlst" xmlns:r="http://schemas.openxmlformats.org/officeDocument/2006/relationships" xmlns:m="http://schemas.openxmlformats.org/officeDocument/2006/math" xmlns:v="urn:schemas-microsoft-com:vml" xmlns:wp14="http://schemas.microsoft.com/office/word/2010/wordprocessingDrawing" xmlns:wp="http://schemas.openxmlformats.org/drawingml/2006/wordprocessingDrawing" xmlns:w10="urn:schemas-microsoft-com:office:word" xmlns:w="http://schemas.openxmlformats.org/wordprocessingml/2006/main" xmlns:w14="http://schemas.microsoft.com/office/word/2010/wordml" xmlns:w15="http://schemas.microsoft.com/office/word/2012/wordml" xmlns:w16cex="http://schemas.microsoft.com/office/word/2018/wordml/cex" xmlns:w16cid="http://schemas.microsoft.com/office/word/2016/wordml/cid" xmlns:w16="http://schemas.microsoft.com/office/word/2018/wordml" xmlns:w16du="http://schemas.microsoft.com/office/word/2023/wordml/word16du" xmlns:w16sdtdh="http://schemas.microsoft.com/office/word/2020/wordml/sdtdatahash" xmlns:w16sdtfl="http://schemas.microsoft.com/office/word/2024/wordml/sdtformatlock" xmlns:w16se="http://schemas.microsoft.com/office/word/2015/wordml/symex" xmlns:wpg="http://schemas.microsoft.com/office/word/2010/wordprocessingGroup" xmlns:wpi="http://schemas.microsoft.com/office/word/2010/wordprocessingInk" xmlns:wne="http://schemas.microsoft.com/office/word/2006/wordml" xmlns:wps="http://schemas.microsoft.com/office/word/2010/wordprocessingShape" mc:Ignorable="w14 w15 w16se w16cid w16 w16cex w16sdtdh w16sdtfl w16du wp14">
   <w:body>
     <w:p>
       <w:pPr>
@@ -84,187 +84,61 @@
           <w:sz w:val="32"/>
           <w:szCs w:val="32"/>
         </w:rPr>
-        <w:t>昨夜寒</w:t>
-      </w:r>
-      <w:proofErr w:type="gramStart"/>
+        <w:t>昨夜寒蛩不住鳴。驚回千里夢，已三更。</w:t>
+      </w:r>
+    </w:p>
+    <w:p>
+      <w:pPr>
+        <w:spacing w:line="480" w:lineRule="exact"/>
+        <w:rPr>
+          <w:rFonts w:ascii="標楷體" w:eastAsia="標楷體" w:hAnsi="標楷體"/>
+          <w:sz w:val="32"/>
+          <w:szCs w:val="32"/>
+        </w:rPr>
+      </w:pPr>
       <w:r>
         <w:rPr>
           <w:rFonts w:ascii="標楷體" w:eastAsia="標楷體" w:hAnsi="標楷體" w:hint="eastAsia"/>
           <w:sz w:val="32"/>
           <w:szCs w:val="32"/>
         </w:rPr>
-        <w:t>蛩</w:t>
-      </w:r>
-      <w:proofErr w:type="gramEnd"/>
+        <w:t>起來獨自繞階行。人悄悄，簾外月朧明。</w:t>
+      </w:r>
+    </w:p>
+    <w:p>
+      <w:pPr>
+        <w:spacing w:line="480" w:lineRule="exact"/>
+        <w:rPr>
+          <w:rFonts w:ascii="標楷體" w:eastAsia="標楷體" w:hAnsi="標楷體"/>
+          <w:sz w:val="32"/>
+          <w:szCs w:val="32"/>
+        </w:rPr>
+      </w:pPr>
       <w:r>
         <w:rPr>
           <w:rFonts w:ascii="標楷體" w:eastAsia="標楷體" w:hAnsi="標楷體" w:hint="eastAsia"/>
           <w:sz w:val="32"/>
           <w:szCs w:val="32"/>
         </w:rPr>
-        <w:t>不住鳴。</w:t>
-      </w:r>
-      <w:proofErr w:type="gramStart"/>
+        <w:t>白首為功名。舊山松竹老，阻歸程。</w:t>
+      </w:r>
+    </w:p>
+    <w:p>
+      <w:pPr>
+        <w:spacing w:line="480" w:lineRule="exact"/>
+        <w:rPr>
+          <w:rFonts w:ascii="標楷體" w:eastAsia="標楷體" w:hAnsi="標楷體"/>
+          <w:sz w:val="32"/>
+          <w:szCs w:val="32"/>
+        </w:rPr>
+      </w:pPr>
       <w:r>
         <w:rPr>
           <w:rFonts w:ascii="標楷體" w:eastAsia="標楷體" w:hAnsi="標楷體" w:hint="eastAsia"/>
           <w:sz w:val="32"/>
           <w:szCs w:val="32"/>
         </w:rPr>
-        <w:t>驚回千里</w:t>
-      </w:r>
-      <w:proofErr w:type="gramEnd"/>
-      <w:r>
-        <w:rPr>
-          <w:rFonts w:ascii="標楷體" w:eastAsia="標楷體" w:hAnsi="標楷體" w:hint="eastAsia"/>
-          <w:sz w:val="32"/>
-          <w:szCs w:val="32"/>
-        </w:rPr>
-        <w:t>夢，已三更。</w:t>
-      </w:r>
-    </w:p>
-    <w:p>
-      <w:pPr>
-        <w:spacing w:line="480" w:lineRule="exact"/>
-        <w:rPr>
-          <w:rFonts w:ascii="標楷體" w:eastAsia="標楷體" w:hAnsi="標楷體"/>
-          <w:sz w:val="32"/>
-          <w:szCs w:val="32"/>
-        </w:rPr>
-      </w:pPr>
-      <w:r>
-        <w:rPr>
-          <w:rFonts w:ascii="標楷體" w:eastAsia="標楷體" w:hAnsi="標楷體" w:hint="eastAsia"/>
-          <w:sz w:val="32"/>
-          <w:szCs w:val="32"/>
-        </w:rPr>
-        <w:t>起來獨自</w:t>
-      </w:r>
-      <w:proofErr w:type="gramStart"/>
-      <w:r>
-        <w:rPr>
-          <w:rFonts w:ascii="標楷體" w:eastAsia="標楷體" w:hAnsi="標楷體" w:hint="eastAsia"/>
-          <w:sz w:val="32"/>
-          <w:szCs w:val="32"/>
-        </w:rPr>
-        <w:t>繞階行</w:t>
-      </w:r>
-      <w:proofErr w:type="gramEnd"/>
-      <w:r>
-        <w:rPr>
-          <w:rFonts w:ascii="標楷體" w:eastAsia="標楷體" w:hAnsi="標楷體" w:hint="eastAsia"/>
-          <w:sz w:val="32"/>
-          <w:szCs w:val="32"/>
-        </w:rPr>
-        <w:t>。人悄悄，</w:t>
-      </w:r>
-      <w:proofErr w:type="gramStart"/>
-      <w:r>
-        <w:rPr>
-          <w:rFonts w:ascii="標楷體" w:eastAsia="標楷體" w:hAnsi="標楷體" w:hint="eastAsia"/>
-          <w:sz w:val="32"/>
-          <w:szCs w:val="32"/>
-        </w:rPr>
-        <w:t>簾外月朧</w:t>
-      </w:r>
-      <w:proofErr w:type="gramEnd"/>
-      <w:r>
-        <w:rPr>
-          <w:rFonts w:ascii="標楷體" w:eastAsia="標楷體" w:hAnsi="標楷體" w:hint="eastAsia"/>
-          <w:sz w:val="32"/>
-          <w:szCs w:val="32"/>
-        </w:rPr>
-        <w:t>明。</w:t>
-      </w:r>
-    </w:p>
-    <w:p>
-      <w:pPr>
-        <w:spacing w:line="480" w:lineRule="exact"/>
-        <w:rPr>
-          <w:rFonts w:ascii="標楷體" w:eastAsia="標楷體" w:hAnsi="標楷體"/>
-          <w:sz w:val="32"/>
-          <w:szCs w:val="32"/>
-        </w:rPr>
-      </w:pPr>
-      <w:r>
-        <w:rPr>
-          <w:rFonts w:ascii="標楷體" w:eastAsia="標楷體" w:hAnsi="標楷體" w:hint="eastAsia"/>
-          <w:sz w:val="32"/>
-          <w:szCs w:val="32"/>
-        </w:rPr>
-        <w:t>白首為功名。舊</w:t>
-      </w:r>
-      <w:proofErr w:type="gramStart"/>
-      <w:r>
-        <w:rPr>
-          <w:rFonts w:ascii="標楷體" w:eastAsia="標楷體" w:hAnsi="標楷體" w:hint="eastAsia"/>
-          <w:sz w:val="32"/>
-          <w:szCs w:val="32"/>
-        </w:rPr>
-        <w:t>山松竹老</w:t>
-      </w:r>
-      <w:proofErr w:type="gramEnd"/>
-      <w:r>
-        <w:rPr>
-          <w:rFonts w:ascii="標楷體" w:eastAsia="標楷體" w:hAnsi="標楷體" w:hint="eastAsia"/>
-          <w:sz w:val="32"/>
-          <w:szCs w:val="32"/>
-        </w:rPr>
-        <w:t>，阻歸程。</w:t>
-      </w:r>
-    </w:p>
-    <w:p>
-      <w:pPr>
-        <w:spacing w:line="480" w:lineRule="exact"/>
-        <w:rPr>
-          <w:rFonts w:ascii="標楷體" w:eastAsia="標楷體" w:hAnsi="標楷體"/>
-          <w:sz w:val="32"/>
-          <w:szCs w:val="32"/>
-        </w:rPr>
-      </w:pPr>
-      <w:r>
-        <w:rPr>
-          <w:rFonts w:ascii="標楷體" w:eastAsia="標楷體" w:hAnsi="標楷體" w:hint="eastAsia"/>
-          <w:sz w:val="32"/>
-          <w:szCs w:val="32"/>
-        </w:rPr>
-        <w:t>欲將心事</w:t>
-      </w:r>
-      <w:proofErr w:type="gramStart"/>
-      <w:r>
-        <w:rPr>
-          <w:rFonts w:ascii="標楷體" w:eastAsia="標楷體" w:hAnsi="標楷體" w:hint="eastAsia"/>
-          <w:sz w:val="32"/>
-          <w:szCs w:val="32"/>
-        </w:rPr>
-        <w:t>付瑤琴</w:t>
-      </w:r>
-      <w:proofErr w:type="gramEnd"/>
-      <w:r>
-        <w:rPr>
-          <w:rFonts w:ascii="標楷體" w:eastAsia="標楷體" w:hAnsi="標楷體" w:hint="eastAsia"/>
-          <w:sz w:val="32"/>
-          <w:szCs w:val="32"/>
-        </w:rPr>
-        <w:t>。知音少，</w:t>
-      </w:r>
-      <w:proofErr w:type="gramStart"/>
-      <w:r>
-        <w:rPr>
-          <w:rFonts w:ascii="標楷體" w:eastAsia="標楷體" w:hAnsi="標楷體" w:hint="eastAsia"/>
-          <w:sz w:val="32"/>
-          <w:szCs w:val="32"/>
-        </w:rPr>
-        <w:t>弦斷有</w:t>
-      </w:r>
-      <w:proofErr w:type="gramEnd"/>
-      <w:r>
-        <w:rPr>
-          <w:rFonts w:ascii="標楷體" w:eastAsia="標楷體" w:hAnsi="標楷體" w:hint="eastAsia"/>
-          <w:sz w:val="32"/>
-          <w:szCs w:val="32"/>
-        </w:rPr>
-        <w:t>誰聽</w:t>
+        <w:t>欲將心事付瑤琴。知音少，弦斷有誰聽</w:t>
       </w:r>
       <w:r>
         <w:rPr>
@@ -362,43 +236,7 @@
           <w:sz w:val="28"/>
           <w:szCs w:val="28"/>
         </w:rPr>
-        <w:t>我為了追求功名而白了頭髮。故鄉的松樹和竹子已經老去，但回家的路卻被阻斷。想把心中的事</w:t>
-      </w:r>
-      <w:proofErr w:type="gramStart"/>
-      <w:r>
-        <w:rPr>
-          <w:rFonts w:ascii="標楷體" w:eastAsia="標楷體" w:hAnsi="標楷體" w:hint="eastAsia"/>
-          <w:sz w:val="28"/>
-          <w:szCs w:val="28"/>
-        </w:rPr>
-        <w:t>告訴瑤琴</w:t>
-      </w:r>
-      <w:proofErr w:type="gramEnd"/>
-      <w:r>
-        <w:rPr>
-          <w:rFonts w:ascii="標楷體" w:eastAsia="標楷體" w:hAnsi="標楷體" w:hint="eastAsia"/>
-          <w:sz w:val="28"/>
-          <w:szCs w:val="28"/>
-        </w:rPr>
-        <w:t>，可是知音難尋，</w:t>
-      </w:r>
-      <w:proofErr w:type="gramStart"/>
-      <w:r>
-        <w:rPr>
-          <w:rFonts w:ascii="標楷體" w:eastAsia="標楷體" w:hAnsi="標楷體" w:hint="eastAsia"/>
-          <w:sz w:val="28"/>
-          <w:szCs w:val="28"/>
-        </w:rPr>
-        <w:t>琴弦斷了</w:t>
-      </w:r>
-      <w:proofErr w:type="gramEnd"/>
-      <w:r>
-        <w:rPr>
-          <w:rFonts w:ascii="標楷體" w:eastAsia="標楷體" w:hAnsi="標楷體" w:hint="eastAsia"/>
-          <w:sz w:val="28"/>
-          <w:szCs w:val="28"/>
-        </w:rPr>
-        <w:t>，又有誰能聽呢？</w:t>
+        <w:t>我為了追求功名而白了頭髮。故鄉的松樹和竹子已經老去，但回家的路卻被阻斷。想把心中的事告訴瑤琴，可是知音難尋，琴弦斷了，又有誰能聽呢？</w:t>
       </w:r>
     </w:p>
     <w:p>
@@ -437,23 +275,13 @@
           <w:szCs w:val="28"/>
         </w:rPr>
       </w:pPr>
-      <w:proofErr w:type="gramStart"/>
-      <w:r>
-        <w:rPr>
-          <w:rFonts w:ascii="標楷體" w:eastAsia="標楷體" w:hAnsi="標楷體" w:cs="標楷體" w:hint="eastAsia"/>
-          <w:sz w:val="28"/>
-          <w:szCs w:val="28"/>
-        </w:rPr>
-        <w:t>小重山</w:t>
-      </w:r>
-      <w:proofErr w:type="gramEnd"/>
-      <w:r>
-        <w:rPr>
-          <w:rFonts w:ascii="標楷體" w:eastAsia="標楷體" w:hAnsi="標楷體" w:cs="標楷體" w:hint="eastAsia"/>
-          <w:sz w:val="28"/>
-          <w:szCs w:val="28"/>
-        </w:rPr>
-        <w:t>：詞牌名。</w:t>
+      <w:r>
+        <w:rPr>
+          <w:rFonts w:ascii="標楷體" w:eastAsia="標楷體" w:hAnsi="標楷體" w:cs="標楷體" w:hint="eastAsia"/>
+          <w:sz w:val="28"/>
+          <w:szCs w:val="28"/>
+        </w:rPr>
+        <w:t>小重山：詞牌名。</w:t>
       </w:r>
       <w:r>
         <w:rPr>
@@ -494,27 +322,8 @@
           <w:sz w:val="28"/>
           <w:szCs w:val="28"/>
         </w:rPr>
-        <w:t>寒</w:t>
-      </w:r>
-      <w:proofErr w:type="gramStart"/>
-      <w:r>
-        <w:rPr>
-          <w:rFonts w:ascii="標楷體" w:eastAsia="標楷體" w:hAnsi="標楷體" w:cs="標楷體" w:hint="eastAsia"/>
-          <w:sz w:val="28"/>
-          <w:szCs w:val="28"/>
-        </w:rPr>
-        <w:t>蛩</w:t>
-      </w:r>
-      <w:proofErr w:type="gramEnd"/>
-      <w:r>
-        <w:rPr>
-          <w:rFonts w:ascii="標楷體" w:eastAsia="標楷體" w:hAnsi="標楷體" w:cs="標楷體" w:hint="eastAsia"/>
-          <w:sz w:val="28"/>
-          <w:szCs w:val="28"/>
-        </w:rPr>
-        <w:t>（</w:t>
-      </w:r>
-      <w:proofErr w:type="gramStart"/>
+        <w:t>寒蛩（</w:t>
+      </w:r>
       <w:r>
         <w:rPr>
           <w:rFonts w:ascii="標楷體" w:eastAsia="標楷體" w:hAnsi="標楷體" w:cs="標楷體" w:hint="eastAsia"/>
@@ -524,7 +333,6 @@
         </w:rPr>
         <w:t>ㄑㄩㄥˊ</w:t>
       </w:r>
-      <w:proofErr w:type="gramEnd"/>
       <w:r>
         <w:rPr>
           <w:rFonts w:ascii="標楷體" w:eastAsia="標楷體" w:hAnsi="標楷體" w:cs="標楷體" w:hint="eastAsia"/>
@@ -579,25 +387,7 @@
           <w:sz w:val="28"/>
           <w:szCs w:val="28"/>
         </w:rPr>
-        <w:t>三更：指半夜十一時至</w:t>
-      </w:r>
-      <w:proofErr w:type="gramStart"/>
-      <w:r>
-        <w:rPr>
-          <w:rFonts w:ascii="標楷體" w:eastAsia="標楷體" w:hAnsi="標楷體" w:cs="標楷體" w:hint="eastAsia"/>
-          <w:sz w:val="28"/>
-          <w:szCs w:val="28"/>
-        </w:rPr>
-        <w:t>翌</w:t>
-      </w:r>
-      <w:proofErr w:type="gramEnd"/>
-      <w:r>
-        <w:rPr>
-          <w:rFonts w:ascii="標楷體" w:eastAsia="標楷體" w:hAnsi="標楷體" w:cs="標楷體" w:hint="eastAsia"/>
-          <w:sz w:val="28"/>
-          <w:szCs w:val="28"/>
-        </w:rPr>
-        <w:t>晨一時。</w:t>
+        <w:t>三更：指半夜十一時至翌晨一時。</w:t>
       </w:r>
     </w:p>
     <w:p>
@@ -621,43 +411,7 @@
           <w:sz w:val="28"/>
           <w:szCs w:val="28"/>
         </w:rPr>
-        <w:t>月</w:t>
-      </w:r>
-      <w:proofErr w:type="gramStart"/>
-      <w:r>
-        <w:rPr>
-          <w:rFonts w:ascii="標楷體" w:eastAsia="標楷體" w:hAnsi="標楷體" w:cs="標楷體" w:hint="eastAsia"/>
-          <w:sz w:val="28"/>
-          <w:szCs w:val="28"/>
-        </w:rPr>
-        <w:t>朧</w:t>
-      </w:r>
-      <w:proofErr w:type="gramEnd"/>
-      <w:r>
-        <w:rPr>
-          <w:rFonts w:ascii="標楷體" w:eastAsia="標楷體" w:hAnsi="標楷體" w:cs="標楷體" w:hint="eastAsia"/>
-          <w:sz w:val="28"/>
-          <w:szCs w:val="28"/>
-        </w:rPr>
-        <w:t>明：月光不明。</w:t>
-      </w:r>
-      <w:proofErr w:type="gramStart"/>
-      <w:r>
-        <w:rPr>
-          <w:rFonts w:ascii="標楷體" w:eastAsia="標楷體" w:hAnsi="標楷體" w:cs="標楷體" w:hint="eastAsia"/>
-          <w:sz w:val="28"/>
-          <w:szCs w:val="28"/>
-        </w:rPr>
-        <w:t>朧</w:t>
-      </w:r>
-      <w:proofErr w:type="gramEnd"/>
-      <w:r>
-        <w:rPr>
-          <w:rFonts w:ascii="標楷體" w:eastAsia="標楷體" w:hAnsi="標楷體" w:cs="標楷體" w:hint="eastAsia"/>
-          <w:sz w:val="28"/>
-          <w:szCs w:val="28"/>
-        </w:rPr>
-        <w:t>，朦朧。</w:t>
+        <w:t>月朧明：月光不明。朧，朦朧。</w:t>
       </w:r>
     </w:p>
     <w:p>
@@ -681,16 +435,7 @@
           <w:sz w:val="28"/>
           <w:szCs w:val="28"/>
         </w:rPr>
-        <w:t>功名：此指為</w:t>
-      </w:r>
-      <w:proofErr w:type="gramStart"/>
-      <w:r>
-        <w:rPr>
-          <w:rFonts w:ascii="標楷體" w:eastAsia="標楷體" w:hAnsi="標楷體" w:cs="標楷體" w:hint="eastAsia"/>
-          <w:sz w:val="28"/>
-          <w:szCs w:val="28"/>
-        </w:rPr>
-        <w:t>驅逐</w:t>
+        <w:t>功名：此指為驅逐</w:t>
       </w:r>
       <w:r>
         <w:rPr>
@@ -707,16 +452,7 @@
           <w:sz w:val="28"/>
           <w:szCs w:val="28"/>
         </w:rPr>
-        <w:t>兵的</w:t>
-      </w:r>
-      <w:proofErr w:type="gramEnd"/>
-      <w:r>
-        <w:rPr>
-          <w:rFonts w:ascii="標楷體" w:eastAsia="標楷體" w:hAnsi="標楷體" w:cs="標楷體" w:hint="eastAsia"/>
-          <w:sz w:val="28"/>
-          <w:szCs w:val="28"/>
-        </w:rPr>
-        <w:t>入侵，收復失地而建功立業。</w:t>
+        <w:t>兵的入侵，收復失地而建功立業。</w:t>
       </w:r>
     </w:p>
     <w:p>
@@ -798,7 +534,6 @@
         </w:rPr>
         <w:t>(</w:t>
       </w:r>
-      <w:proofErr w:type="gramStart"/>
       <w:r>
         <w:rPr>
           <w:rFonts w:ascii="標楷體" w:eastAsia="標楷體" w:hAnsi="標楷體" w:cs="標楷體" w:hint="eastAsia"/>
@@ -806,18 +541,8 @@
           <w:sz w:val="16"/>
           <w:szCs w:val="16"/>
         </w:rPr>
-        <w:t>ㄧㄠ</w:t>
-      </w:r>
-      <w:r>
-        <w:rPr>
-          <w:rFonts w:ascii="標楷體" w:eastAsia="標楷體" w:hAnsi="標楷體" w:cs="標楷體" w:hint="eastAsia"/>
-          <w:color w:val="FF0000"/>
-          <w:sz w:val="16"/>
-          <w:szCs w:val="16"/>
-        </w:rPr>
-        <w:t>ˊ</w:t>
-      </w:r>
-      <w:proofErr w:type="gramEnd"/>
+        <w:t>ㄧㄠˊ</w:t>
+      </w:r>
       <w:r>
         <w:rPr>
           <w:rFonts w:ascii="標楷體" w:eastAsia="標楷體" w:hAnsi="標楷體" w:cs="標楷體" w:hint="eastAsia"/>
@@ -876,27 +601,8 @@
           <w:sz w:val="28"/>
           <w:szCs w:val="28"/>
         </w:rPr>
-        <w:t>美玉。【例】瓊瑤、瑤</w:t>
-      </w:r>
-      <w:proofErr w:type="gramStart"/>
-      <w:r>
-        <w:rPr>
-          <w:rFonts w:ascii="標楷體" w:eastAsia="標楷體" w:hAnsi="標楷體" w:cs="標楷體" w:hint="eastAsia"/>
-          <w:sz w:val="28"/>
-          <w:szCs w:val="28"/>
-        </w:rPr>
-        <w:t>璠</w:t>
-      </w:r>
-      <w:proofErr w:type="gramEnd"/>
-      <w:r>
-        <w:rPr>
-          <w:rFonts w:ascii="標楷體" w:eastAsia="標楷體" w:hAnsi="標楷體" w:cs="標楷體" w:hint="eastAsia"/>
-          <w:sz w:val="28"/>
-          <w:szCs w:val="28"/>
-        </w:rPr>
-        <w:t>（</w:t>
-      </w:r>
-      <w:proofErr w:type="gramStart"/>
+        <w:t>美玉。【例】瓊瑤、瑤璠（</w:t>
+      </w:r>
       <w:r>
         <w:rPr>
           <w:rFonts w:ascii="標楷體" w:eastAsia="標楷體" w:hAnsi="標楷體" w:cs="標楷體" w:hint="eastAsia"/>
@@ -906,7 +612,6 @@
         </w:rPr>
         <w:t>ㄈㄢˊ</w:t>
       </w:r>
-      <w:proofErr w:type="gramEnd"/>
       <w:r>
         <w:rPr>
           <w:rFonts w:ascii="標楷體" w:eastAsia="標楷體" w:hAnsi="標楷體" w:cs="標楷體" w:hint="eastAsia"/>
@@ -968,25 +673,7 @@
           <w:sz w:val="28"/>
           <w:szCs w:val="28"/>
         </w:rPr>
-        <w:t>比喻酬謝的禮物</w:t>
-      </w:r>
-      <w:proofErr w:type="gramStart"/>
-      <w:r>
-        <w:rPr>
-          <w:rFonts w:ascii="標楷體" w:eastAsia="標楷體" w:hAnsi="標楷體" w:cs="標楷體" w:hint="eastAsia"/>
-          <w:sz w:val="28"/>
-          <w:szCs w:val="28"/>
-        </w:rPr>
-        <w:t>或投贈的</w:t>
-      </w:r>
-      <w:proofErr w:type="gramEnd"/>
-      <w:r>
-        <w:rPr>
-          <w:rFonts w:ascii="標楷體" w:eastAsia="標楷體" w:hAnsi="標楷體" w:cs="標楷體" w:hint="eastAsia"/>
-          <w:sz w:val="28"/>
-          <w:szCs w:val="28"/>
-        </w:rPr>
-        <w:t>詩文。</w:t>
+        <w:t>比喻酬謝的禮物或投贈的詩文。</w:t>
       </w:r>
     </w:p>
     <w:p>
@@ -995,20 +682,51 @@
         <w:spacing w:line="420" w:lineRule="exact"/>
         <w:ind w:leftChars="0" w:left="960"/>
         <w:rPr>
-          <w:rFonts w:ascii="標楷體" w:eastAsia="標楷體" w:hAnsi="標楷體" w:cs="標楷體" w:hint="eastAsia"/>
-          <w:sz w:val="28"/>
-          <w:szCs w:val="28"/>
-        </w:rPr>
-      </w:pPr>
-      <w:r>
-        <w:rPr>
-          <w:rFonts w:ascii="標楷體" w:eastAsia="標楷體" w:hAnsi="標楷體" w:cs="標楷體" w:hint="eastAsia"/>
-          <w:sz w:val="28"/>
-          <w:szCs w:val="28"/>
-        </w:rPr>
-        <w:t>瑤</w:t>
-      </w:r>
-      <w:proofErr w:type="gramStart"/>
+          <w:rFonts w:ascii="標楷體" w:eastAsia="標楷體" w:hAnsi="標楷體" w:cs="標楷體"/>
+          <w:sz w:val="28"/>
+          <w:szCs w:val="28"/>
+        </w:rPr>
+      </w:pPr>
+      <w:r>
+        <w:rPr>
+          <w:rFonts w:ascii="標楷體" w:eastAsia="標楷體" w:hAnsi="標楷體" w:cs="標楷體" w:hint="eastAsia"/>
+          <w:sz w:val="28"/>
+          <w:szCs w:val="28"/>
+        </w:rPr>
+        <w:t>瑤璠</w:t>
+      </w:r>
+      <w:r>
+        <w:rPr>
+          <w:rFonts w:ascii="標楷體" w:eastAsia="標楷體" w:hAnsi="標楷體" w:cs="標楷體" w:hint="eastAsia"/>
+          <w:sz w:val="28"/>
+          <w:szCs w:val="28"/>
+        </w:rPr>
+        <w:t>：</w:t>
+      </w:r>
+      <w:r>
+        <w:rPr>
+          <w:rFonts w:ascii="標楷體" w:eastAsia="標楷體" w:hAnsi="標楷體" w:cs="標楷體" w:hint="eastAsia"/>
+          <w:sz w:val="28"/>
+          <w:szCs w:val="28"/>
+        </w:rPr>
+        <w:t>兩種美玉</w:t>
+      </w:r>
+      <w:r>
+        <w:rPr>
+          <w:rFonts w:ascii="標楷體" w:eastAsia="標楷體" w:hAnsi="標楷體" w:cs="標楷體" w:hint="eastAsia"/>
+          <w:sz w:val="28"/>
+          <w:szCs w:val="28"/>
+        </w:rPr>
+        <w:t>；</w:t>
+      </w:r>
+      <w:r>
+        <w:rPr>
+          <w:rFonts w:ascii="標楷體" w:eastAsia="標楷體" w:hAnsi="標楷體" w:cs="標楷體" w:hint="eastAsia"/>
+          <w:sz w:val="28"/>
+          <w:szCs w:val="28"/>
+        </w:rPr>
+        <w:t>喻高潔的品德。</w:t>
+      </w:r>
       <w:r>
         <w:rPr>
           <w:rFonts w:ascii="標楷體" w:eastAsia="標楷體" w:hAnsi="標楷體" w:cs="標楷體" w:hint="eastAsia"/>
@@ -1017,59 +735,6 @@
         </w:rPr>
         <w:t>璠</w:t>
       </w:r>
-      <w:proofErr w:type="gramEnd"/>
-      <w:r>
-        <w:rPr>
-          <w:rFonts w:ascii="標楷體" w:eastAsia="標楷體" w:hAnsi="標楷體" w:cs="標楷體" w:hint="eastAsia"/>
-          <w:sz w:val="28"/>
-          <w:szCs w:val="28"/>
-        </w:rPr>
-        <w:t>：</w:t>
-      </w:r>
-      <w:r>
-        <w:rPr>
-          <w:rFonts w:ascii="標楷體" w:eastAsia="標楷體" w:hAnsi="標楷體" w:cs="標楷體" w:hint="eastAsia"/>
-          <w:sz w:val="28"/>
-          <w:szCs w:val="28"/>
-        </w:rPr>
-        <w:t>兩種美玉</w:t>
-      </w:r>
-      <w:r>
-        <w:rPr>
-          <w:rFonts w:ascii="標楷體" w:eastAsia="標楷體" w:hAnsi="標楷體" w:cs="標楷體" w:hint="eastAsia"/>
-          <w:sz w:val="28"/>
-          <w:szCs w:val="28"/>
-        </w:rPr>
-        <w:t>；</w:t>
-      </w:r>
-      <w:proofErr w:type="gramStart"/>
-      <w:r>
-        <w:rPr>
-          <w:rFonts w:ascii="標楷體" w:eastAsia="標楷體" w:hAnsi="標楷體" w:cs="標楷體" w:hint="eastAsia"/>
-          <w:sz w:val="28"/>
-          <w:szCs w:val="28"/>
-        </w:rPr>
-        <w:t>喻</w:t>
-      </w:r>
-      <w:proofErr w:type="gramEnd"/>
-      <w:r>
-        <w:rPr>
-          <w:rFonts w:ascii="標楷體" w:eastAsia="標楷體" w:hAnsi="標楷體" w:cs="標楷體" w:hint="eastAsia"/>
-          <w:sz w:val="28"/>
-          <w:szCs w:val="28"/>
-        </w:rPr>
-        <w:t>高潔的品德。</w:t>
-      </w:r>
-      <w:proofErr w:type="gramStart"/>
-      <w:r>
-        <w:rPr>
-          <w:rFonts w:ascii="標楷體" w:eastAsia="標楷體" w:hAnsi="標楷體" w:cs="標楷體" w:hint="eastAsia"/>
-          <w:sz w:val="28"/>
-          <w:szCs w:val="28"/>
-        </w:rPr>
-        <w:t>璠</w:t>
-      </w:r>
-      <w:proofErr w:type="gramEnd"/>
       <w:r>
         <w:rPr>
           <w:rFonts w:ascii="標楷體" w:eastAsia="標楷體" w:hAnsi="標楷體" w:cs="標楷體" w:hint="eastAsia"/>
@@ -1097,54 +762,18 @@
         <w:spacing w:line="420" w:lineRule="exact"/>
         <w:ind w:leftChars="0"/>
         <w:rPr>
-          <w:rFonts w:ascii="標楷體" w:eastAsia="標楷體" w:hAnsi="標楷體" w:cs="標楷體" w:hint="eastAsia"/>
-          <w:sz w:val="28"/>
-          <w:szCs w:val="28"/>
-        </w:rPr>
-      </w:pPr>
-      <w:r>
-        <w:rPr>
-          <w:rFonts w:ascii="標楷體" w:eastAsia="標楷體" w:hAnsi="標楷體" w:cs="標楷體" w:hint="eastAsia"/>
-          <w:sz w:val="28"/>
-          <w:szCs w:val="28"/>
-        </w:rPr>
-        <w:t>玉製的、鑲玉的。【例】瑤</w:t>
-      </w:r>
-      <w:proofErr w:type="gramStart"/>
-      <w:r>
-        <w:rPr>
-          <w:rFonts w:ascii="標楷體" w:eastAsia="標楷體" w:hAnsi="標楷體" w:cs="標楷體" w:hint="eastAsia"/>
-          <w:sz w:val="28"/>
-          <w:szCs w:val="28"/>
-        </w:rPr>
-        <w:t>扉</w:t>
-      </w:r>
-      <w:proofErr w:type="gramEnd"/>
-      <w:r>
-        <w:rPr>
-          <w:rFonts w:ascii="標楷體" w:eastAsia="標楷體" w:hAnsi="標楷體" w:cs="標楷體" w:hint="eastAsia"/>
-          <w:sz w:val="28"/>
-          <w:szCs w:val="28"/>
-        </w:rPr>
-        <w:t>、瑤</w:t>
-      </w:r>
-      <w:proofErr w:type="gramStart"/>
-      <w:r>
-        <w:rPr>
-          <w:rFonts w:ascii="標楷體" w:eastAsia="標楷體" w:hAnsi="標楷體" w:cs="標楷體" w:hint="eastAsia"/>
-          <w:sz w:val="28"/>
-          <w:szCs w:val="28"/>
-        </w:rPr>
-        <w:t>觴</w:t>
-      </w:r>
-      <w:proofErr w:type="gramEnd"/>
-      <w:r>
-        <w:rPr>
-          <w:rFonts w:ascii="標楷體" w:eastAsia="標楷體" w:hAnsi="標楷體" w:cs="標楷體" w:hint="eastAsia"/>
-          <w:sz w:val="28"/>
-          <w:szCs w:val="28"/>
-        </w:rPr>
-        <w:t>、瑤簪</w:t>
+          <w:rFonts w:ascii="標楷體" w:eastAsia="標楷體" w:hAnsi="標楷體" w:cs="標楷體"/>
+          <w:sz w:val="28"/>
+          <w:szCs w:val="28"/>
+        </w:rPr>
+      </w:pPr>
+      <w:r>
+        <w:rPr>
+          <w:rFonts w:ascii="標楷體" w:eastAsia="標楷體" w:hAnsi="標楷體" w:cs="標楷體" w:hint="eastAsia"/>
+          <w:sz w:val="28"/>
+          <w:szCs w:val="28"/>
+        </w:rPr>
+        <w:t>玉製的、鑲玉的。【例】瑤扉、瑤觴、瑤簪</w:t>
       </w:r>
     </w:p>
     <w:p>
@@ -1168,18 +797,8 @@
           <w:sz w:val="28"/>
           <w:szCs w:val="28"/>
         </w:rPr>
-        <w:t>珍貴的、美好的。【例】瑤</w:t>
-      </w:r>
-      <w:proofErr w:type="gramStart"/>
-      <w:r>
-        <w:rPr>
-          <w:rFonts w:ascii="標楷體" w:eastAsia="標楷體" w:hAnsi="標楷體" w:cs="標楷體" w:hint="eastAsia"/>
-          <w:sz w:val="28"/>
-          <w:szCs w:val="28"/>
-        </w:rPr>
-        <w:t>緘</w:t>
-      </w:r>
-      <w:proofErr w:type="gramEnd"/>
+        <w:t>珍貴的、美好的。【例】瑤緘</w:t>
+      </w:r>
       <w:r>
         <w:rPr>
           <w:rFonts w:ascii="標楷體" w:eastAsia="標楷體" w:hAnsi="標楷體" w:cs="標楷體" w:hint="eastAsia"/>
@@ -1194,25 +813,7 @@
           <w:sz w:val="28"/>
           <w:szCs w:val="28"/>
         </w:rPr>
-        <w:t>尊稱他人的信函。也作「</w:t>
-      </w:r>
-      <w:proofErr w:type="gramStart"/>
-      <w:r>
-        <w:rPr>
-          <w:rFonts w:ascii="標楷體" w:eastAsia="標楷體" w:hAnsi="標楷體" w:cs="標楷體" w:hint="eastAsia"/>
-          <w:sz w:val="28"/>
-          <w:szCs w:val="28"/>
-        </w:rPr>
-        <w:t>瑤函</w:t>
-      </w:r>
-      <w:proofErr w:type="gramEnd"/>
-      <w:r>
-        <w:rPr>
-          <w:rFonts w:ascii="標楷體" w:eastAsia="標楷體" w:hAnsi="標楷體" w:cs="標楷體" w:hint="eastAsia"/>
-          <w:sz w:val="28"/>
-          <w:szCs w:val="28"/>
-        </w:rPr>
-        <w:t>」、「瑤</w:t>
+        <w:t>尊稱他人的信函。也作「瑤函」、「瑤</w:t>
       </w:r>
       <w:r>
         <w:rPr>
@@ -1228,25 +829,7 @@
           <w:sz w:val="28"/>
           <w:szCs w:val="28"/>
         </w:rPr>
-        <w:t>」、「瑤</w:t>
-      </w:r>
-      <w:proofErr w:type="gramStart"/>
-      <w:r>
-        <w:rPr>
-          <w:rFonts w:ascii="標楷體" w:eastAsia="標楷體" w:hAnsi="標楷體" w:cs="標楷體" w:hint="eastAsia"/>
-          <w:sz w:val="28"/>
-          <w:szCs w:val="28"/>
-        </w:rPr>
-        <w:t>札</w:t>
-      </w:r>
-      <w:proofErr w:type="gramEnd"/>
-      <w:r>
-        <w:rPr>
-          <w:rFonts w:ascii="標楷體" w:eastAsia="標楷體" w:hAnsi="標楷體" w:cs="標楷體" w:hint="eastAsia"/>
-          <w:sz w:val="28"/>
-          <w:szCs w:val="28"/>
-        </w:rPr>
-        <w:t>」。</w:t>
+        <w:t>」、「瑤札」。</w:t>
       </w:r>
       <w:r>
         <w:rPr>
@@ -1278,72 +861,8 @@
           <w:sz w:val="28"/>
           <w:szCs w:val="28"/>
         </w:rPr>
-        <w:t>知音：《</w:t>
-      </w:r>
-      <w:proofErr w:type="gramStart"/>
-      <w:r>
-        <w:rPr>
-          <w:rFonts w:ascii="標楷體" w:eastAsia="標楷體" w:hAnsi="標楷體" w:cs="標楷體" w:hint="eastAsia"/>
-          <w:sz w:val="28"/>
-          <w:szCs w:val="28"/>
-        </w:rPr>
-        <w:t>列子·</w:t>
-      </w:r>
-      <w:proofErr w:type="gramEnd"/>
-      <w:r>
-        <w:rPr>
-          <w:rFonts w:ascii="標楷體" w:eastAsia="標楷體" w:hAnsi="標楷體" w:cs="標楷體" w:hint="eastAsia"/>
-          <w:sz w:val="28"/>
-          <w:szCs w:val="28"/>
-        </w:rPr>
-        <w:t>湯問》載：</w:t>
-      </w:r>
-      <w:proofErr w:type="gramStart"/>
-      <w:r>
-        <w:rPr>
-          <w:rFonts w:ascii="標楷體" w:eastAsia="標楷體" w:hAnsi="標楷體" w:cs="標楷體" w:hint="eastAsia"/>
-          <w:sz w:val="28"/>
-          <w:szCs w:val="28"/>
-        </w:rPr>
-        <w:t>伯牙善鼓琴，鍾子期善聽琴</w:t>
-      </w:r>
-      <w:proofErr w:type="gramEnd"/>
-      <w:r>
-        <w:rPr>
-          <w:rFonts w:ascii="標楷體" w:eastAsia="標楷體" w:hAnsi="標楷體" w:cs="標楷體" w:hint="eastAsia"/>
-          <w:sz w:val="28"/>
-          <w:szCs w:val="28"/>
-        </w:rPr>
-        <w:t>。</w:t>
-      </w:r>
-      <w:proofErr w:type="gramStart"/>
-      <w:r>
-        <w:rPr>
-          <w:rFonts w:ascii="標楷體" w:eastAsia="標楷體" w:hAnsi="標楷體" w:cs="標楷體" w:hint="eastAsia"/>
-          <w:sz w:val="28"/>
-          <w:szCs w:val="28"/>
-        </w:rPr>
-        <w:t>伯牙琴音志</w:t>
-      </w:r>
-      <w:proofErr w:type="gramEnd"/>
-      <w:r>
-        <w:rPr>
-          <w:rFonts w:ascii="標楷體" w:eastAsia="標楷體" w:hAnsi="標楷體" w:cs="標楷體" w:hint="eastAsia"/>
-          <w:sz w:val="28"/>
-          <w:szCs w:val="28"/>
-        </w:rPr>
-        <w:t>在高山，</w:t>
-      </w:r>
-      <w:proofErr w:type="gramStart"/>
-      <w:r>
-        <w:rPr>
-          <w:rFonts w:ascii="標楷體" w:eastAsia="標楷體" w:hAnsi="標楷體" w:cs="標楷體" w:hint="eastAsia"/>
-          <w:sz w:val="28"/>
-          <w:szCs w:val="28"/>
-        </w:rPr>
-        <w:t>子期說</w:t>
-      </w:r>
-      <w:proofErr w:type="gramEnd"/>
+        <w:t>知音：《列子·湯問》載：伯牙善鼓琴，鍾子期善聽琴。伯牙琴音志在高山，子期說</w:t>
+      </w:r>
       <w:r>
         <w:rPr>
           <w:rFonts w:ascii="標楷體" w:eastAsia="標楷體" w:hAnsi="標楷體" w:cs="標楷體" w:hint="eastAsia"/>
@@ -1374,16 +893,7 @@
           <w:sz w:val="28"/>
           <w:szCs w:val="28"/>
         </w:rPr>
-        <w:t>；琴音意在流水，</w:t>
-      </w:r>
-      <w:proofErr w:type="gramStart"/>
-      <w:r>
-        <w:rPr>
-          <w:rFonts w:ascii="標楷體" w:eastAsia="標楷體" w:hAnsi="標楷體" w:cs="標楷體" w:hint="eastAsia"/>
-          <w:sz w:val="28"/>
-          <w:szCs w:val="28"/>
-        </w:rPr>
-        <w:t>子期說</w:t>
+        <w:t>；琴音意在流水，子期說</w:t>
       </w:r>
       <w:r>
         <w:rPr>
@@ -1409,16 +919,7 @@
           <w:sz w:val="28"/>
           <w:szCs w:val="28"/>
         </w:rPr>
-        <w:t>兮若</w:t>
-      </w:r>
-      <w:proofErr w:type="gramEnd"/>
-      <w:r>
-        <w:rPr>
-          <w:rFonts w:ascii="標楷體" w:eastAsia="標楷體" w:hAnsi="標楷體" w:cs="標楷體" w:hint="eastAsia"/>
-          <w:sz w:val="28"/>
-          <w:szCs w:val="28"/>
-        </w:rPr>
-        <w:t>江河</w:t>
+        <w:t>兮若江河</w:t>
       </w:r>
       <w:r>
         <w:rPr>
@@ -1434,79 +935,15 @@
           <w:sz w:val="28"/>
           <w:szCs w:val="28"/>
         </w:rPr>
-        <w:t>。</w:t>
-      </w:r>
-      <w:proofErr w:type="gramStart"/>
-      <w:r>
-        <w:rPr>
-          <w:rFonts w:ascii="標楷體" w:eastAsia="標楷體" w:hAnsi="標楷體" w:cs="標楷體" w:hint="eastAsia"/>
-          <w:sz w:val="28"/>
-          <w:szCs w:val="28"/>
-        </w:rPr>
-        <w:t>伯牙所念，鍾子期</w:t>
-      </w:r>
-      <w:proofErr w:type="gramEnd"/>
-      <w:r>
-        <w:rPr>
-          <w:rFonts w:ascii="標楷體" w:eastAsia="標楷體" w:hAnsi="標楷體" w:cs="標楷體" w:hint="eastAsia"/>
-          <w:sz w:val="28"/>
-          <w:szCs w:val="28"/>
-        </w:rPr>
-        <w:t>必得之。</w:t>
-      </w:r>
-      <w:proofErr w:type="gramStart"/>
-      <w:r>
-        <w:rPr>
-          <w:rFonts w:ascii="標楷體" w:eastAsia="標楷體" w:hAnsi="標楷體" w:cs="標楷體" w:hint="eastAsia"/>
-          <w:sz w:val="28"/>
-          <w:szCs w:val="28"/>
-        </w:rPr>
-        <w:t>子期死，伯牙謂世</w:t>
-      </w:r>
-      <w:proofErr w:type="gramEnd"/>
-      <w:r>
-        <w:rPr>
-          <w:rFonts w:ascii="標楷體" w:eastAsia="標楷體" w:hAnsi="標楷體" w:cs="標楷體" w:hint="eastAsia"/>
-          <w:sz w:val="28"/>
-          <w:szCs w:val="28"/>
-        </w:rPr>
-        <w:t>再無知音</w:t>
-      </w:r>
-      <w:proofErr w:type="gramStart"/>
-      <w:r>
-        <w:rPr>
-          <w:rFonts w:ascii="標楷體" w:eastAsia="標楷體" w:hAnsi="標楷體" w:cs="標楷體" w:hint="eastAsia"/>
-          <w:sz w:val="28"/>
-          <w:szCs w:val="28"/>
-        </w:rPr>
-        <w:t>乃破琴絕弦</w:t>
-      </w:r>
-      <w:proofErr w:type="gramEnd"/>
-      <w:r>
-        <w:rPr>
-          <w:rFonts w:ascii="標楷體" w:eastAsia="標楷體" w:hAnsi="標楷體" w:cs="標楷體" w:hint="eastAsia"/>
-          <w:sz w:val="28"/>
-          <w:szCs w:val="28"/>
-        </w:rPr>
-        <w:t>，終身</w:t>
-      </w:r>
-      <w:proofErr w:type="gramStart"/>
-      <w:r>
-        <w:rPr>
-          <w:rFonts w:ascii="標楷體" w:eastAsia="標楷體" w:hAnsi="標楷體" w:cs="標楷體" w:hint="eastAsia"/>
-          <w:sz w:val="28"/>
-          <w:szCs w:val="28"/>
-        </w:rPr>
-        <w:t>不復鼓</w:t>
-      </w:r>
-      <w:proofErr w:type="gramEnd"/>
-      <w:r>
-        <w:rPr>
-          <w:rFonts w:ascii="標楷體" w:eastAsia="標楷體" w:hAnsi="標楷體" w:cs="標楷體" w:hint="eastAsia"/>
-          <w:sz w:val="28"/>
-          <w:szCs w:val="28"/>
-        </w:rPr>
-        <w:t>。</w:t>
+        <w:t>。伯牙所念，鍾子期必得之。</w:t>
+      </w:r>
+      <w:r>
+        <w:rPr>
+          <w:rFonts w:ascii="標楷體" w:eastAsia="標楷體" w:hAnsi="標楷體" w:cs="標楷體" w:hint="eastAsia"/>
+          <w:sz w:val="28"/>
+          <w:szCs w:val="28"/>
+        </w:rPr>
+        <w:t>子期死，伯牙謂世再無知音乃破琴絕弦，終身不復鼓。</w:t>
       </w:r>
       <w:r>
         <w:rPr>
@@ -1584,9 +1021,16 @@
           <w:szCs w:val="28"/>
           <w:u w:val="single"/>
         </w:rPr>
-        <w:t>俞伯</w:t>
-      </w:r>
-      <w:proofErr w:type="gramStart"/>
+        <w:t>俞伯牙</w:t>
+      </w:r>
+      <w:r>
+        <w:rPr>
+          <w:rFonts w:ascii="標楷體" w:eastAsia="標楷體" w:hAnsi="標楷體" w:cs="標楷體" w:hint="eastAsia"/>
+          <w:sz w:val="28"/>
+          <w:szCs w:val="28"/>
+        </w:rPr>
+        <w:t>善鼓琴，</w:t>
+      </w:r>
       <w:r>
         <w:rPr>
           <w:rFonts w:ascii="標楷體" w:eastAsia="標楷體" w:hAnsi="標楷體" w:cs="標楷體" w:hint="eastAsia"/>
@@ -1594,15 +1038,15 @@
           <w:szCs w:val="28"/>
           <w:u w:val="single"/>
         </w:rPr>
-        <w:t>牙</w:t>
-      </w:r>
-      <w:r>
-        <w:rPr>
-          <w:rFonts w:ascii="標楷體" w:eastAsia="標楷體" w:hAnsi="標楷體" w:cs="標楷體" w:hint="eastAsia"/>
-          <w:sz w:val="28"/>
-          <w:szCs w:val="28"/>
-        </w:rPr>
-        <w:t>善鼓琴，</w:t>
+        <w:t>鍾子期</w:t>
+      </w:r>
+      <w:r>
+        <w:rPr>
+          <w:rFonts w:ascii="標楷體" w:eastAsia="標楷體" w:hAnsi="標楷體" w:cs="標楷體" w:hint="eastAsia"/>
+          <w:sz w:val="28"/>
+          <w:szCs w:val="28"/>
+        </w:rPr>
+        <w:t>善聽琴。當</w:t>
       </w:r>
       <w:r>
         <w:rPr>
@@ -1611,33 +1055,15 @@
           <w:szCs w:val="28"/>
           <w:u w:val="single"/>
         </w:rPr>
-        <w:t>鍾子期</w:t>
-      </w:r>
-      <w:r>
-        <w:rPr>
-          <w:rFonts w:ascii="標楷體" w:eastAsia="標楷體" w:hAnsi="標楷體" w:cs="標楷體" w:hint="eastAsia"/>
-          <w:sz w:val="28"/>
-          <w:szCs w:val="28"/>
-        </w:rPr>
-        <w:t>善聽琴</w:t>
-      </w:r>
-      <w:proofErr w:type="gramEnd"/>
-      <w:r>
-        <w:rPr>
-          <w:rFonts w:ascii="標楷體" w:eastAsia="標楷體" w:hAnsi="標楷體" w:cs="標楷體" w:hint="eastAsia"/>
-          <w:sz w:val="28"/>
-          <w:szCs w:val="28"/>
-        </w:rPr>
-        <w:t>。</w:t>
-      </w:r>
-      <w:proofErr w:type="gramStart"/>
-      <w:r>
-        <w:rPr>
-          <w:rFonts w:ascii="標楷體" w:eastAsia="標楷體" w:hAnsi="標楷體" w:cs="標楷體" w:hint="eastAsia"/>
-          <w:sz w:val="28"/>
-          <w:szCs w:val="28"/>
-        </w:rPr>
-        <w:t>當</w:t>
+        <w:t>伯牙</w:t>
+      </w:r>
+      <w:r>
+        <w:rPr>
+          <w:rFonts w:ascii="標楷體" w:eastAsia="標楷體" w:hAnsi="標楷體" w:cs="標楷體" w:hint="eastAsia"/>
+          <w:sz w:val="28"/>
+          <w:szCs w:val="28"/>
+        </w:rPr>
+        <w:t>彈琴志在高山時，</w:t>
       </w:r>
       <w:r>
         <w:rPr>
@@ -1646,18 +1072,68 @@
           <w:szCs w:val="28"/>
           <w:u w:val="single"/>
         </w:rPr>
+        <w:t>子期</w:t>
+      </w:r>
+      <w:r>
+        <w:rPr>
+          <w:rFonts w:ascii="標楷體" w:eastAsia="標楷體" w:hAnsi="標楷體" w:cs="標楷體" w:hint="eastAsia"/>
+          <w:sz w:val="28"/>
+          <w:szCs w:val="28"/>
+        </w:rPr>
+        <w:t>便從琴音感到</w:t>
+      </w:r>
+      <w:bookmarkStart w:id="2" w:name="_Hlk172660689"/>
+      <w:r>
+        <w:rPr>
+          <w:rFonts w:ascii="標楷體" w:eastAsia="標楷體" w:hAnsi="標楷體" w:cs="標楷體" w:hint="eastAsia"/>
+          <w:sz w:val="28"/>
+          <w:szCs w:val="28"/>
+        </w:rPr>
+        <w:t>峨峨</w:t>
+      </w:r>
+      <w:bookmarkEnd w:id="2"/>
+      <w:r>
+        <w:rPr>
+          <w:rFonts w:ascii="標楷體" w:eastAsia="標楷體" w:hAnsi="標楷體" w:cs="標楷體" w:hint="eastAsia"/>
+          <w:sz w:val="28"/>
+          <w:szCs w:val="28"/>
+        </w:rPr>
+        <w:t>若</w:t>
+      </w:r>
+      <w:r>
+        <w:rPr>
+          <w:rFonts w:ascii="標楷體" w:eastAsia="標楷體" w:hAnsi="標楷體" w:cs="標楷體" w:hint="eastAsia"/>
+          <w:sz w:val="28"/>
+          <w:szCs w:val="28"/>
+          <w:u w:val="single"/>
+        </w:rPr>
+        <w:t>泰山</w:t>
+      </w:r>
+      <w:r>
+        <w:rPr>
+          <w:rFonts w:ascii="標楷體" w:eastAsia="標楷體" w:hAnsi="標楷體" w:cs="標楷體" w:hint="eastAsia"/>
+          <w:sz w:val="28"/>
+          <w:szCs w:val="28"/>
+        </w:rPr>
+        <w:t>；當</w:t>
+      </w:r>
+      <w:r>
+        <w:rPr>
+          <w:rFonts w:ascii="標楷體" w:eastAsia="標楷體" w:hAnsi="標楷體" w:cs="標楷體" w:hint="eastAsia"/>
+          <w:sz w:val="28"/>
+          <w:szCs w:val="28"/>
+          <w:u w:val="single"/>
+        </w:rPr>
         <w:t>伯牙</w:t>
       </w:r>
-      <w:proofErr w:type="gramEnd"/>
-      <w:r>
-        <w:rPr>
-          <w:rFonts w:ascii="標楷體" w:eastAsia="標楷體" w:hAnsi="標楷體" w:cs="標楷體" w:hint="eastAsia"/>
-          <w:sz w:val="28"/>
-          <w:szCs w:val="28"/>
-        </w:rPr>
-        <w:t>彈琴志在高山時，</w:t>
-      </w:r>
-      <w:proofErr w:type="gramStart"/>
+      <w:r>
+        <w:rPr>
+          <w:rFonts w:ascii="標楷體" w:eastAsia="標楷體" w:hAnsi="標楷體" w:cs="標楷體" w:hint="eastAsia"/>
+          <w:sz w:val="28"/>
+          <w:szCs w:val="28"/>
+        </w:rPr>
+        <w:t>志在流水時，</w:t>
+      </w:r>
       <w:r>
         <w:rPr>
           <w:rFonts w:ascii="標楷體" w:eastAsia="標楷體" w:hAnsi="標楷體" w:cs="標楷體" w:hint="eastAsia"/>
@@ -1673,36 +1149,7 @@
           <w:sz w:val="28"/>
           <w:szCs w:val="28"/>
         </w:rPr>
-        <w:t>便從琴</w:t>
-      </w:r>
-      <w:proofErr w:type="gramEnd"/>
-      <w:r>
-        <w:rPr>
-          <w:rFonts w:ascii="標楷體" w:eastAsia="標楷體" w:hAnsi="標楷體" w:cs="標楷體" w:hint="eastAsia"/>
-          <w:sz w:val="28"/>
-          <w:szCs w:val="28"/>
-        </w:rPr>
-        <w:t>音感到</w:t>
-      </w:r>
-      <w:bookmarkStart w:id="2" w:name="_Hlk172660689"/>
-      <w:proofErr w:type="gramStart"/>
-      <w:r>
-        <w:rPr>
-          <w:rFonts w:ascii="標楷體" w:eastAsia="標楷體" w:hAnsi="標楷體" w:cs="標楷體" w:hint="eastAsia"/>
-          <w:sz w:val="28"/>
-          <w:szCs w:val="28"/>
-        </w:rPr>
-        <w:t>峨峨</w:t>
-      </w:r>
-      <w:bookmarkEnd w:id="2"/>
-      <w:proofErr w:type="gramEnd"/>
-      <w:r>
-        <w:rPr>
-          <w:rFonts w:ascii="標楷體" w:eastAsia="標楷體" w:hAnsi="標楷體" w:cs="標楷體" w:hint="eastAsia"/>
-          <w:sz w:val="28"/>
-          <w:szCs w:val="28"/>
-        </w:rPr>
-        <w:t>若</w:t>
+        <w:t>又感到洋洋若江河。</w:t>
       </w:r>
       <w:r>
         <w:rPr>
@@ -1711,24 +1158,15 @@
           <w:szCs w:val="28"/>
           <w:u w:val="single"/>
         </w:rPr>
-        <w:t>泰山</w:t>
-      </w:r>
-      <w:r>
-        <w:rPr>
-          <w:rFonts w:ascii="標楷體" w:eastAsia="標楷體" w:hAnsi="標楷體" w:cs="標楷體" w:hint="eastAsia"/>
-          <w:sz w:val="28"/>
-          <w:szCs w:val="28"/>
-        </w:rPr>
-        <w:t>；</w:t>
-      </w:r>
-      <w:proofErr w:type="gramStart"/>
-      <w:r>
-        <w:rPr>
-          <w:rFonts w:ascii="標楷體" w:eastAsia="標楷體" w:hAnsi="標楷體" w:cs="標楷體" w:hint="eastAsia"/>
-          <w:sz w:val="28"/>
-          <w:szCs w:val="28"/>
-        </w:rPr>
-        <w:t>當</w:t>
+        <w:t>子期</w:t>
+      </w:r>
+      <w:r>
+        <w:rPr>
+          <w:rFonts w:ascii="標楷體" w:eastAsia="標楷體" w:hAnsi="標楷體" w:cs="標楷體" w:hint="eastAsia"/>
+          <w:sz w:val="28"/>
+          <w:szCs w:val="28"/>
+        </w:rPr>
+        <w:t>死後，</w:t>
       </w:r>
       <w:r>
         <w:rPr>
@@ -1745,18 +1183,8 @@
           <w:sz w:val="28"/>
           <w:szCs w:val="28"/>
         </w:rPr>
-        <w:t>志</w:t>
-      </w:r>
-      <w:proofErr w:type="gramEnd"/>
-      <w:r>
-        <w:rPr>
-          <w:rFonts w:ascii="標楷體" w:eastAsia="標楷體" w:hAnsi="標楷體" w:cs="標楷體" w:hint="eastAsia"/>
-          <w:sz w:val="28"/>
-          <w:szCs w:val="28"/>
-        </w:rPr>
-        <w:t>在流水時，</w:t>
-      </w:r>
-      <w:proofErr w:type="gramStart"/>
+        <w:t>便絕弦不彈，因為再也沒有人能像</w:t>
+      </w:r>
       <w:r>
         <w:rPr>
           <w:rFonts w:ascii="標楷體" w:eastAsia="標楷體" w:hAnsi="標楷體" w:cs="標楷體" w:hint="eastAsia"/>
@@ -1766,96 +1194,6 @@
         </w:rPr>
         <w:t>子期</w:t>
       </w:r>
-      <w:r>
-        <w:rPr>
-          <w:rFonts w:ascii="標楷體" w:eastAsia="標楷體" w:hAnsi="標楷體" w:cs="標楷體" w:hint="eastAsia"/>
-          <w:sz w:val="28"/>
-          <w:szCs w:val="28"/>
-        </w:rPr>
-        <w:t>又</w:t>
-      </w:r>
-      <w:proofErr w:type="gramEnd"/>
-      <w:r>
-        <w:rPr>
-          <w:rFonts w:ascii="標楷體" w:eastAsia="標楷體" w:hAnsi="標楷體" w:cs="標楷體" w:hint="eastAsia"/>
-          <w:sz w:val="28"/>
-          <w:szCs w:val="28"/>
-        </w:rPr>
-        <w:t>感到洋洋若江河。</w:t>
-      </w:r>
-      <w:proofErr w:type="gramStart"/>
-      <w:r>
-        <w:rPr>
-          <w:rFonts w:ascii="標楷體" w:eastAsia="標楷體" w:hAnsi="標楷體" w:cs="標楷體" w:hint="eastAsia"/>
-          <w:sz w:val="28"/>
-          <w:szCs w:val="28"/>
-          <w:u w:val="single"/>
-        </w:rPr>
-        <w:t>子期</w:t>
-      </w:r>
-      <w:r>
-        <w:rPr>
-          <w:rFonts w:ascii="標楷體" w:eastAsia="標楷體" w:hAnsi="標楷體" w:cs="標楷體" w:hint="eastAsia"/>
-          <w:sz w:val="28"/>
-          <w:szCs w:val="28"/>
-        </w:rPr>
-        <w:t>死</w:t>
-      </w:r>
-      <w:proofErr w:type="gramEnd"/>
-      <w:r>
-        <w:rPr>
-          <w:rFonts w:ascii="標楷體" w:eastAsia="標楷體" w:hAnsi="標楷體" w:cs="標楷體" w:hint="eastAsia"/>
-          <w:sz w:val="28"/>
-          <w:szCs w:val="28"/>
-        </w:rPr>
-        <w:t>後，</w:t>
-      </w:r>
-      <w:proofErr w:type="gramStart"/>
-      <w:r>
-        <w:rPr>
-          <w:rFonts w:ascii="標楷體" w:eastAsia="標楷體" w:hAnsi="標楷體" w:cs="標楷體" w:hint="eastAsia"/>
-          <w:sz w:val="28"/>
-          <w:szCs w:val="28"/>
-          <w:u w:val="single"/>
-        </w:rPr>
-        <w:t>伯牙</w:t>
-      </w:r>
-      <w:r>
-        <w:rPr>
-          <w:rFonts w:ascii="標楷體" w:eastAsia="標楷體" w:hAnsi="標楷體" w:cs="標楷體" w:hint="eastAsia"/>
-          <w:sz w:val="28"/>
-          <w:szCs w:val="28"/>
-        </w:rPr>
-        <w:t>便絕弦不</w:t>
-      </w:r>
-      <w:proofErr w:type="gramEnd"/>
-      <w:r>
-        <w:rPr>
-          <w:rFonts w:ascii="標楷體" w:eastAsia="標楷體" w:hAnsi="標楷體" w:cs="標楷體" w:hint="eastAsia"/>
-          <w:sz w:val="28"/>
-          <w:szCs w:val="28"/>
-        </w:rPr>
-        <w:t>彈，因為再也沒有人能</w:t>
-      </w:r>
-      <w:proofErr w:type="gramStart"/>
-      <w:r>
-        <w:rPr>
-          <w:rFonts w:ascii="標楷體" w:eastAsia="標楷體" w:hAnsi="標楷體" w:cs="標楷體" w:hint="eastAsia"/>
-          <w:sz w:val="28"/>
-          <w:szCs w:val="28"/>
-        </w:rPr>
-        <w:t>像</w:t>
-      </w:r>
-      <w:r>
-        <w:rPr>
-          <w:rFonts w:ascii="標楷體" w:eastAsia="標楷體" w:hAnsi="標楷體" w:cs="標楷體" w:hint="eastAsia"/>
-          <w:sz w:val="28"/>
-          <w:szCs w:val="28"/>
-          <w:u w:val="single"/>
-        </w:rPr>
-        <w:t>子期</w:t>
-      </w:r>
-      <w:proofErr w:type="gramEnd"/>
       <w:r>
         <w:rPr>
           <w:rFonts w:ascii="標楷體" w:eastAsia="標楷體" w:hAnsi="標楷體" w:cs="標楷體" w:hint="eastAsia"/>
@@ -1869,7 +1207,7 @@
       <w:pPr>
         <w:spacing w:beforeLines="50" w:before="180" w:line="440" w:lineRule="exact"/>
         <w:rPr>
-          <w:rFonts w:ascii="標楷體" w:eastAsia="標楷體" w:hAnsi="標楷體" w:hint="eastAsia"/>
+          <w:rFonts w:ascii="標楷體" w:eastAsia="標楷體" w:hAnsi="標楷體"/>
           <w:sz w:val="32"/>
           <w:szCs w:val="32"/>
           <w:bdr w:val="single" w:sz="4" w:space="0" w:color="auto"/>
@@ -1976,9 +1314,20 @@
           <w:sz w:val="28"/>
           <w:szCs w:val="28"/>
         </w:rPr>
-        <w:t>的一首詞，通過描寫一個不眠之夜的情景，表達了作者內心深</w:t>
-      </w:r>
-      <w:proofErr w:type="gramStart"/>
+        <w:t>的一首詞，通過描寫一個不眠之夜的情景，表達了作者內心深沉的鄉愁與功名未就的悲哀。</w:t>
+      </w:r>
+    </w:p>
+    <w:p>
+      <w:pPr>
+        <w:spacing w:line="480" w:lineRule="exact"/>
+        <w:jc w:val="both"/>
+        <w:rPr>
+          <w:rFonts w:ascii="標楷體" w:eastAsia="標楷體" w:hAnsi="標楷體"/>
+          <w:spacing w:val="-4"/>
+          <w:sz w:val="28"/>
+          <w:szCs w:val="28"/>
+        </w:rPr>
+      </w:pPr>
       <w:r>
         <w:rPr>
           <w:rFonts w:ascii="標楷體" w:eastAsia="標楷體" w:hAnsi="標楷體" w:hint="eastAsia"/>
@@ -1986,9 +1335,8 @@
           <w:sz w:val="28"/>
           <w:szCs w:val="28"/>
         </w:rPr>
-        <w:t>沉</w:t>
-      </w:r>
-      <w:proofErr w:type="gramEnd"/>
+        <w:t xml:space="preserve">　　</w:t>
+      </w:r>
       <w:r>
         <w:rPr>
           <w:rFonts w:ascii="標楷體" w:eastAsia="標楷體" w:hAnsi="標楷體" w:hint="eastAsia"/>
@@ -1996,7 +1344,115 @@
           <w:sz w:val="28"/>
           <w:szCs w:val="28"/>
         </w:rPr>
-        <w:t>的鄉愁與功名未就的悲哀。</w:t>
+        <w:t>詞的上片寫夜晚的景象與作者的孤獨感。開頭一句</w:t>
+      </w:r>
+      <w:r>
+        <w:rPr>
+          <w:rFonts w:ascii="標楷體" w:eastAsia="標楷體" w:hAnsi="標楷體" w:hint="eastAsia"/>
+          <w:spacing w:val="-4"/>
+          <w:sz w:val="28"/>
+          <w:szCs w:val="28"/>
+        </w:rPr>
+        <w:t>「</w:t>
+      </w:r>
+      <w:r>
+        <w:rPr>
+          <w:rFonts w:ascii="標楷體" w:eastAsia="標楷體" w:hAnsi="標楷體" w:hint="eastAsia"/>
+          <w:spacing w:val="-4"/>
+          <w:sz w:val="28"/>
+          <w:szCs w:val="28"/>
+        </w:rPr>
+        <w:t>昨夜寒蛩不住鳴</w:t>
+      </w:r>
+      <w:r>
+        <w:rPr>
+          <w:rFonts w:ascii="標楷體" w:eastAsia="標楷體" w:hAnsi="標楷體" w:hint="eastAsia"/>
+          <w:spacing w:val="-4"/>
+          <w:sz w:val="28"/>
+          <w:szCs w:val="28"/>
+        </w:rPr>
+        <w:t>」</w:t>
+      </w:r>
+      <w:r>
+        <w:rPr>
+          <w:rFonts w:ascii="標楷體" w:eastAsia="標楷體" w:hAnsi="標楷體" w:hint="eastAsia"/>
+          <w:spacing w:val="-4"/>
+          <w:sz w:val="28"/>
+          <w:szCs w:val="28"/>
+        </w:rPr>
+        <w:t>，寒夜中的蟋蟀聲不絕於耳，營造出一種淒涼的氛圍。接著</w:t>
+      </w:r>
+      <w:r>
+        <w:rPr>
+          <w:rFonts w:ascii="標楷體" w:eastAsia="標楷體" w:hAnsi="標楷體" w:hint="eastAsia"/>
+          <w:spacing w:val="-4"/>
+          <w:sz w:val="28"/>
+          <w:szCs w:val="28"/>
+        </w:rPr>
+        <w:t>「</w:t>
+      </w:r>
+      <w:r>
+        <w:rPr>
+          <w:rFonts w:ascii="標楷體" w:eastAsia="標楷體" w:hAnsi="標楷體" w:hint="eastAsia"/>
+          <w:spacing w:val="-4"/>
+          <w:sz w:val="28"/>
+          <w:szCs w:val="28"/>
+        </w:rPr>
+        <w:t>驚回千里夢，已三更</w:t>
+      </w:r>
+      <w:r>
+        <w:rPr>
+          <w:rFonts w:ascii="標楷體" w:eastAsia="標楷體" w:hAnsi="標楷體" w:hint="eastAsia"/>
+          <w:spacing w:val="-4"/>
+          <w:sz w:val="28"/>
+          <w:szCs w:val="28"/>
+        </w:rPr>
+        <w:t>」</w:t>
+      </w:r>
+      <w:r>
+        <w:rPr>
+          <w:rFonts w:ascii="標楷體" w:eastAsia="標楷體" w:hAnsi="標楷體" w:hint="eastAsia"/>
+          <w:spacing w:val="-4"/>
+          <w:sz w:val="28"/>
+          <w:szCs w:val="28"/>
+        </w:rPr>
+        <w:t>，作者在夢中回到了遠方的故鄉，但被蟋蟀聲驚醒，已是半夜三更。這種從夢中驚醒的情景，揭示了作者心中深切的思鄉之情。</w:t>
+      </w:r>
+      <w:r>
+        <w:rPr>
+          <w:rFonts w:ascii="標楷體" w:eastAsia="標楷體" w:hAnsi="標楷體" w:hint="eastAsia"/>
+          <w:spacing w:val="-4"/>
+          <w:sz w:val="28"/>
+          <w:szCs w:val="28"/>
+        </w:rPr>
+        <w:t>「</w:t>
+      </w:r>
+      <w:r>
+        <w:rPr>
+          <w:rFonts w:ascii="標楷體" w:eastAsia="標楷體" w:hAnsi="標楷體" w:hint="eastAsia"/>
+          <w:spacing w:val="-4"/>
+          <w:sz w:val="28"/>
+          <w:szCs w:val="28"/>
+        </w:rPr>
+        <w:t>起來獨自繞階行。人悄悄，簾外月朧明。</w:t>
+      </w:r>
+      <w:r>
+        <w:rPr>
+          <w:rFonts w:ascii="標楷體" w:eastAsia="標楷體" w:hAnsi="標楷體" w:hint="eastAsia"/>
+          <w:spacing w:val="-4"/>
+          <w:sz w:val="28"/>
+          <w:szCs w:val="28"/>
+        </w:rPr>
+        <w:t>」</w:t>
+      </w:r>
+      <w:r>
+        <w:rPr>
+          <w:rFonts w:ascii="標楷體" w:eastAsia="標楷體" w:hAnsi="標楷體" w:hint="eastAsia"/>
+          <w:spacing w:val="-4"/>
+          <w:sz w:val="28"/>
+          <w:szCs w:val="28"/>
+        </w:rPr>
+        <w:t>寫作者在半夜起身，獨自在台階上徘徊，四周靜悄悄的，只有窗外的月光朦朧地照著，進一步突出了作者的孤獨感與思鄉情。</w:t>
       </w:r>
     </w:p>
     <w:p>
@@ -2026,9 +1482,8 @@
           <w:sz w:val="28"/>
           <w:szCs w:val="28"/>
         </w:rPr>
-        <w:t>詞的</w:t>
-      </w:r>
-      <w:proofErr w:type="gramStart"/>
+        <w:t>詞的下片轉入對功名的反思和對知音的渴望。</w:t>
+      </w:r>
       <w:r>
         <w:rPr>
           <w:rFonts w:ascii="標楷體" w:eastAsia="標楷體" w:hAnsi="標楷體" w:hint="eastAsia"/>
@@ -2036,9 +1491,8 @@
           <w:sz w:val="28"/>
           <w:szCs w:val="28"/>
         </w:rPr>
-        <w:t>上片寫夜晚</w:t>
-      </w:r>
-      <w:proofErr w:type="gramEnd"/>
+        <w:t>「</w:t>
+      </w:r>
       <w:r>
         <w:rPr>
           <w:rFonts w:ascii="標楷體" w:eastAsia="標楷體" w:hAnsi="標楷體" w:hint="eastAsia"/>
@@ -2046,7 +1500,7 @@
           <w:sz w:val="28"/>
           <w:szCs w:val="28"/>
         </w:rPr>
-        <w:t>的景象與作者的孤獨感。開頭一句</w:t>
+        <w:t>白首為功名</w:t>
       </w:r>
       <w:r>
         <w:rPr>
@@ -2055,7 +1509,7 @@
           <w:sz w:val="28"/>
           <w:szCs w:val="28"/>
         </w:rPr>
-        <w:t>「</w:t>
+        <w:t>」</w:t>
       </w:r>
       <w:r>
         <w:rPr>
@@ -2064,9 +1518,8 @@
           <w:sz w:val="28"/>
           <w:szCs w:val="28"/>
         </w:rPr>
-        <w:t>昨夜寒</w:t>
-      </w:r>
-      <w:proofErr w:type="gramStart"/>
+        <w:t>一句直白地點出了作者為追求功名而白了頭髮，這不僅表達了對現實的無奈，更流露出一種對年華逝去的感慨。</w:t>
+      </w:r>
       <w:r>
         <w:rPr>
           <w:rFonts w:ascii="標楷體" w:eastAsia="標楷體" w:hAnsi="標楷體" w:hint="eastAsia"/>
@@ -2074,9 +1527,8 @@
           <w:sz w:val="28"/>
           <w:szCs w:val="28"/>
         </w:rPr>
-        <w:t>蛩</w:t>
-      </w:r>
-      <w:proofErr w:type="gramEnd"/>
+        <w:t>「</w:t>
+      </w:r>
       <w:r>
         <w:rPr>
           <w:rFonts w:ascii="標楷體" w:eastAsia="標楷體" w:hAnsi="標楷體" w:hint="eastAsia"/>
@@ -2084,7 +1536,7 @@
           <w:sz w:val="28"/>
           <w:szCs w:val="28"/>
         </w:rPr>
-        <w:t>不住鳴</w:t>
+        <w:t>舊山松竹老，阻歸程。</w:t>
       </w:r>
       <w:r>
         <w:rPr>
@@ -2102,7 +1554,7 @@
           <w:sz w:val="28"/>
           <w:szCs w:val="28"/>
         </w:rPr>
-        <w:t>，寒夜中的蟋蟀聲不絕於耳，營造出一種淒涼的氛圍。接著</w:t>
+        <w:t>寫作者的故鄉已經變老，而自己卻因為種種原因無法返回，這不僅僅是對故鄉的思念，更是一種對無法實現的心願的深深遺憾。最後兩句</w:t>
       </w:r>
       <w:r>
         <w:rPr>
@@ -2113,7 +1565,6 @@
         </w:rPr>
         <w:t>「</w:t>
       </w:r>
-      <w:proofErr w:type="gramStart"/>
       <w:r>
         <w:rPr>
           <w:rFonts w:ascii="標楷體" w:eastAsia="標楷體" w:hAnsi="標楷體" w:hint="eastAsia"/>
@@ -2121,9 +1572,8 @@
           <w:sz w:val="28"/>
           <w:szCs w:val="28"/>
         </w:rPr>
-        <w:t>驚回千里</w:t>
-      </w:r>
-      <w:proofErr w:type="gramEnd"/>
+        <w:t>欲將心事付瑤琴。知音少，弦斷有誰聽。</w:t>
+      </w:r>
       <w:r>
         <w:rPr>
           <w:rFonts w:ascii="標楷體" w:eastAsia="標楷體" w:hAnsi="標楷體" w:hint="eastAsia"/>
@@ -2131,7 +1581,7 @@
           <w:sz w:val="28"/>
           <w:szCs w:val="28"/>
         </w:rPr>
-        <w:t>夢，已三更</w:t>
+        <w:t>」</w:t>
       </w:r>
       <w:r>
         <w:rPr>
@@ -2140,8 +1590,19 @@
           <w:sz w:val="28"/>
           <w:szCs w:val="28"/>
         </w:rPr>
-        <w:t>」</w:t>
-      </w:r>
+        <w:t>用瑤琴比喻自己的心事，但知音難尋，琴弦斷了又有誰來聆聽呢？這表達了作者內心的孤獨與失落，強調了知音的難得。</w:t>
+      </w:r>
+    </w:p>
+    <w:p>
+      <w:pPr>
+        <w:spacing w:line="480" w:lineRule="exact"/>
+        <w:jc w:val="both"/>
+        <w:rPr>
+          <w:rFonts w:ascii="標楷體" w:eastAsia="標楷體" w:hAnsi="標楷體"/>
+          <w:sz w:val="28"/>
+          <w:szCs w:val="28"/>
+        </w:rPr>
+      </w:pPr>
       <w:r>
         <w:rPr>
           <w:rFonts w:ascii="標楷體" w:eastAsia="標楷體" w:hAnsi="標楷體" w:hint="eastAsia"/>
@@ -2149,7 +1610,7 @@
           <w:sz w:val="28"/>
           <w:szCs w:val="28"/>
         </w:rPr>
-        <w:t>，作者在夢中回到了遠方的故鄉，但被蟋蟀聲驚醒，已是半夜三更。這種從夢中驚醒的情景，揭示了作者心中深切的思鄉之情。</w:t>
+        <w:t xml:space="preserve">　　</w:t>
       </w:r>
       <w:r>
         <w:rPr>
@@ -2158,7 +1619,7 @@
           <w:sz w:val="28"/>
           <w:szCs w:val="28"/>
         </w:rPr>
-        <w:t>「</w:t>
+        <w:t>整首詞通過對夜晚景象和內心感受的細膩描寫，深刻地表達了作者對故鄉的思念、對功名的反思以及內心深處的孤獨感和失落感。</w:t>
       </w:r>
       <w:r>
         <w:rPr>
@@ -2166,10 +1627,10 @@
           <w:spacing w:val="-4"/>
           <w:sz w:val="28"/>
           <w:szCs w:val="28"/>
-        </w:rPr>
-        <w:t>起來獨自</w:t>
-      </w:r>
-      <w:proofErr w:type="gramStart"/>
+          <w:u w:val="single"/>
+        </w:rPr>
+        <w:t>岳飛</w:t>
+      </w:r>
       <w:r>
         <w:rPr>
           <w:rFonts w:ascii="標楷體" w:eastAsia="標楷體" w:hAnsi="標楷體" w:hint="eastAsia"/>
@@ -2177,19 +1638,18 @@
           <w:sz w:val="28"/>
           <w:szCs w:val="28"/>
         </w:rPr>
-        <w:t>繞階行</w:t>
-      </w:r>
-      <w:proofErr w:type="gramEnd"/>
+        <w:t>身處國難當頭的時代，背負著家國重任，卻又被朝廷所誤，這種複雜的心境在詞中得到了真摯而生動的表現。詞風淒婉哀怨，情感真摯動人，既有對個人命運的感慨，也有對知音難求的悲涼，是</w:t>
+      </w:r>
       <w:r>
         <w:rPr>
           <w:rFonts w:ascii="標楷體" w:eastAsia="標楷體" w:hAnsi="標楷體" w:hint="eastAsia"/>
           <w:spacing w:val="-4"/>
           <w:sz w:val="28"/>
           <w:szCs w:val="28"/>
-        </w:rPr>
-        <w:t>。人悄悄，</w:t>
-      </w:r>
-      <w:proofErr w:type="gramStart"/>
+          <w:u w:val="single"/>
+        </w:rPr>
+        <w:t>岳飛</w:t>
+      </w:r>
       <w:r>
         <w:rPr>
           <w:rFonts w:ascii="標楷體" w:eastAsia="標楷體" w:hAnsi="標楷體" w:hint="eastAsia"/>
@@ -2197,372 +1657,7 @@
           <w:sz w:val="28"/>
           <w:szCs w:val="28"/>
         </w:rPr>
-        <w:t>簾外月朧</w:t>
-      </w:r>
-      <w:proofErr w:type="gramEnd"/>
-      <w:r>
-        <w:rPr>
-          <w:rFonts w:ascii="標楷體" w:eastAsia="標楷體" w:hAnsi="標楷體" w:hint="eastAsia"/>
-          <w:spacing w:val="-4"/>
-          <w:sz w:val="28"/>
-          <w:szCs w:val="28"/>
-        </w:rPr>
-        <w:t>明。</w:t>
-      </w:r>
-      <w:r>
-        <w:rPr>
-          <w:rFonts w:ascii="標楷體" w:eastAsia="標楷體" w:hAnsi="標楷體" w:hint="eastAsia"/>
-          <w:spacing w:val="-4"/>
-          <w:sz w:val="28"/>
-          <w:szCs w:val="28"/>
-        </w:rPr>
-        <w:t>」</w:t>
-      </w:r>
-      <w:r>
-        <w:rPr>
-          <w:rFonts w:ascii="標楷體" w:eastAsia="標楷體" w:hAnsi="標楷體" w:hint="eastAsia"/>
-          <w:spacing w:val="-4"/>
-          <w:sz w:val="28"/>
-          <w:szCs w:val="28"/>
-        </w:rPr>
-        <w:t>寫作者在半夜起身，獨自在台階上徘徊，四周靜悄悄的，只有窗外的月光朦朧地</w:t>
-      </w:r>
-      <w:proofErr w:type="gramStart"/>
-      <w:r>
-        <w:rPr>
-          <w:rFonts w:ascii="標楷體" w:eastAsia="標楷體" w:hAnsi="標楷體" w:hint="eastAsia"/>
-          <w:spacing w:val="-4"/>
-          <w:sz w:val="28"/>
-          <w:szCs w:val="28"/>
-        </w:rPr>
-        <w:t>照著，</w:t>
-      </w:r>
-      <w:proofErr w:type="gramEnd"/>
-      <w:r>
-        <w:rPr>
-          <w:rFonts w:ascii="標楷體" w:eastAsia="標楷體" w:hAnsi="標楷體" w:hint="eastAsia"/>
-          <w:spacing w:val="-4"/>
-          <w:sz w:val="28"/>
-          <w:szCs w:val="28"/>
-        </w:rPr>
-        <w:t>進一步突出了作者的孤獨感與思鄉情。</w:t>
-      </w:r>
-    </w:p>
-    <w:p>
-      <w:pPr>
-        <w:spacing w:line="480" w:lineRule="exact"/>
-        <w:jc w:val="both"/>
-        <w:rPr>
-          <w:rFonts w:ascii="標楷體" w:eastAsia="標楷體" w:hAnsi="標楷體"/>
-          <w:spacing w:val="-4"/>
-          <w:sz w:val="28"/>
-          <w:szCs w:val="28"/>
-        </w:rPr>
-      </w:pPr>
-      <w:r>
-        <w:rPr>
-          <w:rFonts w:ascii="標楷體" w:eastAsia="標楷體" w:hAnsi="標楷體" w:hint="eastAsia"/>
-          <w:spacing w:val="-4"/>
-          <w:sz w:val="28"/>
-          <w:szCs w:val="28"/>
-        </w:rPr>
-        <w:t xml:space="preserve">　　</w:t>
-      </w:r>
-      <w:r>
-        <w:rPr>
-          <w:rFonts w:ascii="標楷體" w:eastAsia="標楷體" w:hAnsi="標楷體" w:hint="eastAsia"/>
-          <w:spacing w:val="-4"/>
-          <w:sz w:val="28"/>
-          <w:szCs w:val="28"/>
-        </w:rPr>
-        <w:t>詞的下片轉入對功名的反思和對知音的渴望。</w:t>
-      </w:r>
-      <w:r>
-        <w:rPr>
-          <w:rFonts w:ascii="標楷體" w:eastAsia="標楷體" w:hAnsi="標楷體" w:hint="eastAsia"/>
-          <w:spacing w:val="-4"/>
-          <w:sz w:val="28"/>
-          <w:szCs w:val="28"/>
-        </w:rPr>
-        <w:t>「</w:t>
-      </w:r>
-      <w:r>
-        <w:rPr>
-          <w:rFonts w:ascii="標楷體" w:eastAsia="標楷體" w:hAnsi="標楷體" w:hint="eastAsia"/>
-          <w:spacing w:val="-4"/>
-          <w:sz w:val="28"/>
-          <w:szCs w:val="28"/>
-        </w:rPr>
-        <w:t>白首為功名</w:t>
-      </w:r>
-      <w:r>
-        <w:rPr>
-          <w:rFonts w:ascii="標楷體" w:eastAsia="標楷體" w:hAnsi="標楷體" w:hint="eastAsia"/>
-          <w:spacing w:val="-4"/>
-          <w:sz w:val="28"/>
-          <w:szCs w:val="28"/>
-        </w:rPr>
-        <w:t>」</w:t>
-      </w:r>
-      <w:r>
-        <w:rPr>
-          <w:rFonts w:ascii="標楷體" w:eastAsia="標楷體" w:hAnsi="標楷體" w:hint="eastAsia"/>
-          <w:spacing w:val="-4"/>
-          <w:sz w:val="28"/>
-          <w:szCs w:val="28"/>
-        </w:rPr>
-        <w:t>一句直白地點出了作者為追求功名而白了頭髮，這不僅表達了對現實的無奈，更流露出一種對年華逝去的感慨。</w:t>
-      </w:r>
-      <w:r>
-        <w:rPr>
-          <w:rFonts w:ascii="標楷體" w:eastAsia="標楷體" w:hAnsi="標楷體" w:hint="eastAsia"/>
-          <w:spacing w:val="-4"/>
-          <w:sz w:val="28"/>
-          <w:szCs w:val="28"/>
-        </w:rPr>
-        <w:t>「</w:t>
-      </w:r>
-      <w:r>
-        <w:rPr>
-          <w:rFonts w:ascii="標楷體" w:eastAsia="標楷體" w:hAnsi="標楷體" w:hint="eastAsia"/>
-          <w:spacing w:val="-4"/>
-          <w:sz w:val="28"/>
-          <w:szCs w:val="28"/>
-        </w:rPr>
-        <w:t>舊</w:t>
-      </w:r>
-      <w:proofErr w:type="gramStart"/>
-      <w:r>
-        <w:rPr>
-          <w:rFonts w:ascii="標楷體" w:eastAsia="標楷體" w:hAnsi="標楷體" w:hint="eastAsia"/>
-          <w:spacing w:val="-4"/>
-          <w:sz w:val="28"/>
-          <w:szCs w:val="28"/>
-        </w:rPr>
-        <w:t>山松竹老</w:t>
-      </w:r>
-      <w:proofErr w:type="gramEnd"/>
-      <w:r>
-        <w:rPr>
-          <w:rFonts w:ascii="標楷體" w:eastAsia="標楷體" w:hAnsi="標楷體" w:hint="eastAsia"/>
-          <w:spacing w:val="-4"/>
-          <w:sz w:val="28"/>
-          <w:szCs w:val="28"/>
-        </w:rPr>
-        <w:t>，阻歸程。</w:t>
-      </w:r>
-      <w:r>
-        <w:rPr>
-          <w:rFonts w:ascii="標楷體" w:eastAsia="標楷體" w:hAnsi="標楷體" w:hint="eastAsia"/>
-          <w:spacing w:val="-4"/>
-          <w:sz w:val="28"/>
-          <w:szCs w:val="28"/>
-        </w:rPr>
-        <w:t>」</w:t>
-      </w:r>
-      <w:r>
-        <w:rPr>
-          <w:rFonts w:ascii="標楷體" w:eastAsia="標楷體" w:hAnsi="標楷體" w:hint="eastAsia"/>
-          <w:spacing w:val="-4"/>
-          <w:sz w:val="28"/>
-          <w:szCs w:val="28"/>
-        </w:rPr>
-        <w:t>寫作者的故鄉已經變老，而自己卻因為種種原因無法返回，這不僅僅是對故鄉的思念，更是一種對無法實現的心願的深深遺憾。最後兩句</w:t>
-      </w:r>
-      <w:r>
-        <w:rPr>
-          <w:rFonts w:ascii="標楷體" w:eastAsia="標楷體" w:hAnsi="標楷體" w:hint="eastAsia"/>
-          <w:spacing w:val="-4"/>
-          <w:sz w:val="28"/>
-          <w:szCs w:val="28"/>
-        </w:rPr>
-        <w:t>「</w:t>
-      </w:r>
-      <w:r>
-        <w:rPr>
-          <w:rFonts w:ascii="標楷體" w:eastAsia="標楷體" w:hAnsi="標楷體" w:hint="eastAsia"/>
-          <w:spacing w:val="-4"/>
-          <w:sz w:val="28"/>
-          <w:szCs w:val="28"/>
-        </w:rPr>
-        <w:t>欲將心事</w:t>
-      </w:r>
-      <w:proofErr w:type="gramStart"/>
-      <w:r>
-        <w:rPr>
-          <w:rFonts w:ascii="標楷體" w:eastAsia="標楷體" w:hAnsi="標楷體" w:hint="eastAsia"/>
-          <w:spacing w:val="-4"/>
-          <w:sz w:val="28"/>
-          <w:szCs w:val="28"/>
-        </w:rPr>
-        <w:t>付瑤琴</w:t>
-      </w:r>
-      <w:proofErr w:type="gramEnd"/>
-      <w:r>
-        <w:rPr>
-          <w:rFonts w:ascii="標楷體" w:eastAsia="標楷體" w:hAnsi="標楷體" w:hint="eastAsia"/>
-          <w:spacing w:val="-4"/>
-          <w:sz w:val="28"/>
-          <w:szCs w:val="28"/>
-        </w:rPr>
-        <w:t>。知音少，</w:t>
-      </w:r>
-      <w:proofErr w:type="gramStart"/>
-      <w:r>
-        <w:rPr>
-          <w:rFonts w:ascii="標楷體" w:eastAsia="標楷體" w:hAnsi="標楷體" w:hint="eastAsia"/>
-          <w:spacing w:val="-4"/>
-          <w:sz w:val="28"/>
-          <w:szCs w:val="28"/>
-        </w:rPr>
-        <w:t>弦斷有</w:t>
-      </w:r>
-      <w:proofErr w:type="gramEnd"/>
-      <w:r>
-        <w:rPr>
-          <w:rFonts w:ascii="標楷體" w:eastAsia="標楷體" w:hAnsi="標楷體" w:hint="eastAsia"/>
-          <w:spacing w:val="-4"/>
-          <w:sz w:val="28"/>
-          <w:szCs w:val="28"/>
-        </w:rPr>
-        <w:t>誰聽。</w:t>
-      </w:r>
-      <w:r>
-        <w:rPr>
-          <w:rFonts w:ascii="標楷體" w:eastAsia="標楷體" w:hAnsi="標楷體" w:hint="eastAsia"/>
-          <w:spacing w:val="-4"/>
-          <w:sz w:val="28"/>
-          <w:szCs w:val="28"/>
-        </w:rPr>
-        <w:t>」</w:t>
-      </w:r>
-      <w:proofErr w:type="gramStart"/>
-      <w:r>
-        <w:rPr>
-          <w:rFonts w:ascii="標楷體" w:eastAsia="標楷體" w:hAnsi="標楷體" w:hint="eastAsia"/>
-          <w:spacing w:val="-4"/>
-          <w:sz w:val="28"/>
-          <w:szCs w:val="28"/>
-        </w:rPr>
-        <w:t>用瑤琴</w:t>
-      </w:r>
-      <w:proofErr w:type="gramEnd"/>
-      <w:r>
-        <w:rPr>
-          <w:rFonts w:ascii="標楷體" w:eastAsia="標楷體" w:hAnsi="標楷體" w:hint="eastAsia"/>
-          <w:spacing w:val="-4"/>
-          <w:sz w:val="28"/>
-          <w:szCs w:val="28"/>
-        </w:rPr>
-        <w:t>比喻自己的心事，但知音難尋，</w:t>
-      </w:r>
-      <w:proofErr w:type="gramStart"/>
-      <w:r>
-        <w:rPr>
-          <w:rFonts w:ascii="標楷體" w:eastAsia="標楷體" w:hAnsi="標楷體" w:hint="eastAsia"/>
-          <w:spacing w:val="-4"/>
-          <w:sz w:val="28"/>
-          <w:szCs w:val="28"/>
-        </w:rPr>
-        <w:t>琴弦斷了</w:t>
-      </w:r>
-      <w:proofErr w:type="gramEnd"/>
-      <w:r>
-        <w:rPr>
-          <w:rFonts w:ascii="標楷體" w:eastAsia="標楷體" w:hAnsi="標楷體" w:hint="eastAsia"/>
-          <w:spacing w:val="-4"/>
-          <w:sz w:val="28"/>
-          <w:szCs w:val="28"/>
-        </w:rPr>
-        <w:t>又有誰來聆聽呢？這表達了作者內心的孤獨與失落，強調了知音的難得。</w:t>
-      </w:r>
-    </w:p>
-    <w:p>
-      <w:pPr>
-        <w:spacing w:line="480" w:lineRule="exact"/>
-        <w:jc w:val="both"/>
-        <w:rPr>
-          <w:rFonts w:ascii="標楷體" w:eastAsia="標楷體" w:hAnsi="標楷體"/>
-          <w:sz w:val="28"/>
-          <w:szCs w:val="28"/>
-        </w:rPr>
-      </w:pPr>
-      <w:r>
-        <w:rPr>
-          <w:rFonts w:ascii="標楷體" w:eastAsia="標楷體" w:hAnsi="標楷體" w:hint="eastAsia"/>
-          <w:spacing w:val="-4"/>
-          <w:sz w:val="28"/>
-          <w:szCs w:val="28"/>
-        </w:rPr>
-        <w:t xml:space="preserve">　　</w:t>
-      </w:r>
-      <w:r>
-        <w:rPr>
-          <w:rFonts w:ascii="標楷體" w:eastAsia="標楷體" w:hAnsi="標楷體" w:hint="eastAsia"/>
-          <w:spacing w:val="-4"/>
-          <w:sz w:val="28"/>
-          <w:szCs w:val="28"/>
-        </w:rPr>
-        <w:t>整首詞通過對夜晚景象和內心感受的細膩描寫，深刻地表達了作者對故鄉的思念、對功名的反思以及內心深處的孤獨感和失落感。</w:t>
-      </w:r>
-      <w:r>
-        <w:rPr>
-          <w:rFonts w:ascii="標楷體" w:eastAsia="標楷體" w:hAnsi="標楷體" w:hint="eastAsia"/>
-          <w:spacing w:val="-4"/>
-          <w:sz w:val="28"/>
-          <w:szCs w:val="28"/>
-          <w:u w:val="single"/>
-        </w:rPr>
-        <w:t>岳飛</w:t>
-      </w:r>
-      <w:r>
-        <w:rPr>
-          <w:rFonts w:ascii="標楷體" w:eastAsia="標楷體" w:hAnsi="標楷體" w:hint="eastAsia"/>
-          <w:spacing w:val="-4"/>
-          <w:sz w:val="28"/>
-          <w:szCs w:val="28"/>
-        </w:rPr>
-        <w:t>身處國難當頭的時代，背負著家國重任，卻又被朝廷所誤，這種複雜的</w:t>
-      </w:r>
-      <w:proofErr w:type="gramStart"/>
-      <w:r>
-        <w:rPr>
-          <w:rFonts w:ascii="標楷體" w:eastAsia="標楷體" w:hAnsi="標楷體" w:hint="eastAsia"/>
-          <w:spacing w:val="-4"/>
-          <w:sz w:val="28"/>
-          <w:szCs w:val="28"/>
-        </w:rPr>
-        <w:t>心境在詞中</w:t>
-      </w:r>
-      <w:proofErr w:type="gramEnd"/>
-      <w:r>
-        <w:rPr>
-          <w:rFonts w:ascii="標楷體" w:eastAsia="標楷體" w:hAnsi="標楷體" w:hint="eastAsia"/>
-          <w:spacing w:val="-4"/>
-          <w:sz w:val="28"/>
-          <w:szCs w:val="28"/>
-        </w:rPr>
-        <w:t>得到了真摯而生動的表現。詞風</w:t>
-      </w:r>
-      <w:proofErr w:type="gramStart"/>
-      <w:r>
-        <w:rPr>
-          <w:rFonts w:ascii="標楷體" w:eastAsia="標楷體" w:hAnsi="標楷體" w:hint="eastAsia"/>
-          <w:spacing w:val="-4"/>
-          <w:sz w:val="28"/>
-          <w:szCs w:val="28"/>
-        </w:rPr>
-        <w:t>淒婉</w:t>
-      </w:r>
-      <w:proofErr w:type="gramEnd"/>
-      <w:r>
-        <w:rPr>
-          <w:rFonts w:ascii="標楷體" w:eastAsia="標楷體" w:hAnsi="標楷體" w:hint="eastAsia"/>
-          <w:spacing w:val="-4"/>
-          <w:sz w:val="28"/>
-          <w:szCs w:val="28"/>
-        </w:rPr>
-        <w:t>哀怨，情感真摯動人，既有對個人命運的感慨，也有對知音難求的悲涼，是岳飛詩詞中頗具代表性的一篇。</w:t>
+        <w:t>詩詞中頗具代表性的一篇。</w:t>
       </w:r>
       <w:hyperlink r:id="rId9" w:history="1"/>
       <w:hyperlink r:id="rId10" w:history="1"/>
@@ -2603,7 +1698,6 @@
         </w:rPr>
       </w:pPr>
       <w:hyperlink r:id="rId11" w:history="1">
-        <w:proofErr w:type="gramStart"/>
         <w:r>
           <w:rPr>
             <w:rStyle w:val="a4"/>
@@ -2613,7 +1707,6 @@
           </w:rPr>
           <w:t>峨峨</w:t>
         </w:r>
-        <w:proofErr w:type="gramEnd"/>
       </w:hyperlink>
       <w:r>
         <w:rPr>
@@ -2623,7 +1716,6 @@
         </w:rPr>
         <w:t>(</w:t>
       </w:r>
-      <w:proofErr w:type="gramStart"/>
       <w:r>
         <w:rPr>
           <w:rFonts w:ascii="標楷體" w:eastAsia="標楷體" w:hAnsi="標楷體" w:hint="eastAsia"/>
@@ -2633,7 +1725,6 @@
         </w:rPr>
         <w:t>ㄜˊ</w:t>
       </w:r>
-      <w:proofErr w:type="gramEnd"/>
       <w:r>
         <w:rPr>
           <w:rFonts w:ascii="標楷體" w:eastAsia="標楷體" w:hAnsi="標楷體" w:hint="eastAsia"/>
@@ -2654,7 +1745,7 @@
         <w:ind w:leftChars="0" w:hanging="482"/>
         <w:jc w:val="both"/>
         <w:rPr>
-          <w:rFonts w:ascii="標楷體" w:eastAsia="標楷體" w:hAnsi="標楷體" w:hint="eastAsia"/>
+          <w:rFonts w:ascii="標楷體" w:eastAsia="標楷體" w:hAnsi="標楷體"/>
           <w:sz w:val="28"/>
           <w:szCs w:val="28"/>
         </w:rPr>
@@ -2679,28 +1770,18 @@
         <w:ind w:leftChars="0" w:hanging="482"/>
         <w:jc w:val="both"/>
         <w:rPr>
+          <w:rFonts w:ascii="標楷體" w:eastAsia="標楷體" w:hAnsi="標楷體"/>
+          <w:sz w:val="28"/>
+          <w:szCs w:val="28"/>
+        </w:rPr>
+      </w:pPr>
+      <w:r>
+        <w:rPr>
           <w:rFonts w:ascii="標楷體" w:eastAsia="標楷體" w:hAnsi="標楷體" w:hint="eastAsia"/>
           <w:sz w:val="28"/>
           <w:szCs w:val="28"/>
         </w:rPr>
-      </w:pPr>
-      <w:proofErr w:type="gramStart"/>
-      <w:r>
-        <w:rPr>
-          <w:rFonts w:ascii="標楷體" w:eastAsia="標楷體" w:hAnsi="標楷體" w:hint="eastAsia"/>
-          <w:sz w:val="28"/>
-          <w:szCs w:val="28"/>
-        </w:rPr>
-        <w:t>容儀壯</w:t>
-      </w:r>
-      <w:proofErr w:type="gramEnd"/>
-      <w:r>
-        <w:rPr>
-          <w:rFonts w:ascii="標楷體" w:eastAsia="標楷體" w:hAnsi="標楷體" w:hint="eastAsia"/>
-          <w:sz w:val="28"/>
-          <w:szCs w:val="28"/>
-        </w:rPr>
-        <w:t>盛的樣子。</w:t>
+        <w:t>容儀壯盛的樣子。</w:t>
       </w:r>
     </w:p>
     <w:p>
@@ -2750,31 +1831,7 @@
           <w:sz w:val="28"/>
           <w:szCs w:val="28"/>
         </w:rPr>
-        <w:t>洋洋：</w:t>
-      </w:r>
-      <w:r>
-        <w:rPr>
-          <w:rFonts w:ascii="標楷體" w:eastAsia="標楷體" w:hAnsi="標楷體" w:hint="eastAsia"/>
-          <w:sz w:val="28"/>
-          <w:szCs w:val="28"/>
-        </w:rPr>
-        <w:t>水勢盛大</w:t>
-      </w:r>
-      <w:r>
-        <w:rPr>
-          <w:rFonts w:ascii="標楷體" w:eastAsia="標楷體" w:hAnsi="標楷體" w:hint="eastAsia"/>
-          <w:sz w:val="28"/>
-          <w:szCs w:val="28"/>
-        </w:rPr>
-        <w:t>或</w:t>
-      </w:r>
-      <w:r>
-        <w:rPr>
-          <w:rFonts w:ascii="標楷體" w:eastAsia="標楷體" w:hAnsi="標楷體" w:hint="eastAsia"/>
-          <w:sz w:val="28"/>
-          <w:szCs w:val="28"/>
-        </w:rPr>
-        <w:t>廣闊無際的樣子。</w:t>
+        <w:t>洋洋：水勢盛大或廣闊無際的樣子。</w:t>
       </w:r>
     </w:p>
     <w:sectPr>
@@ -2788,7 +1845,7 @@
 </file>
 
 <file path=word/endnotes.xml><?xml version="1.0" encoding="utf-8"?>
-<w:endnotes xmlns:wpc="http://schemas.microsoft.com/office/word/2010/wordprocessingCanvas" xmlns:cx="http://schemas.microsoft.com/office/drawing/2014/chartex" xmlns:cx1="http://schemas.microsoft.com/office/drawing/2015/9/8/chartex" xmlns:cx2="http://schemas.microsoft.com/office/drawing/2015/10/21/chartex" xmlns:cx3="http://schemas.microsoft.com/office/drawing/2016/5/9/chartex" xmlns:cx4="http://schemas.microsoft.com/office/drawing/2016/5/10/chartex" xmlns:cx5="http://schemas.microsoft.com/office/drawing/2016/5/11/chartex" xmlns:cx6="http://schemas.microsoft.com/office/drawing/2016/5/12/chartex" xmlns:cx7="http://schemas.microsoft.com/office/drawing/2016/5/13/chartex" xmlns:cx8="http://schemas.microsoft.com/office/drawing/2016/5/14/chartex" xmlns:mc="http://schemas.openxmlformats.org/markup-compatibility/2006" xmlns:aink="http://schemas.microsoft.com/office/drawing/2016/ink" xmlns:am3d="http://schemas.microsoft.com/office/drawing/2017/model3d" xmlns:o="urn:schemas-microsoft-com:office:office" xmlns:oel="http://schemas.microsoft.com/office/2019/extlst" xmlns:r="http://schemas.openxmlformats.org/officeDocument/2006/relationships" xmlns:m="http://schemas.openxmlformats.org/officeDocument/2006/math" xmlns:v="urn:schemas-microsoft-com:vml" xmlns:wp14="http://schemas.microsoft.com/office/word/2010/wordprocessingDrawing" xmlns:wp="http://schemas.openxmlformats.org/drawingml/2006/wordprocessingDrawing" xmlns:w10="urn:schemas-microsoft-com:office:word" xmlns:w="http://schemas.openxmlformats.org/wordprocessingml/2006/main" xmlns:w14="http://schemas.microsoft.com/office/word/2010/wordml" xmlns:w15="http://schemas.microsoft.com/office/word/2012/wordml" xmlns:w16cex="http://schemas.microsoft.com/office/word/2018/wordml/cex" xmlns:w16cid="http://schemas.microsoft.com/office/word/2016/wordml/cid" xmlns:w16="http://schemas.microsoft.com/office/word/2018/wordml" xmlns:w16du="http://schemas.microsoft.com/office/word/2023/wordml/word16du" xmlns:w16sdtdh="http://schemas.microsoft.com/office/word/2020/wordml/sdtdatahash" xmlns:w16se="http://schemas.microsoft.com/office/word/2015/wordml/symex" xmlns:wpg="http://schemas.microsoft.com/office/word/2010/wordprocessingGroup" xmlns:wpi="http://schemas.microsoft.com/office/word/2010/wordprocessingInk" xmlns:wne="http://schemas.microsoft.com/office/word/2006/wordml" xmlns:wps="http://schemas.microsoft.com/office/word/2010/wordprocessingShape" mc:Ignorable="w14 w15 w16se w16cid w16 w16cex w16sdtdh w16du wp14">
+<w:endnotes xmlns:wpc="http://schemas.microsoft.com/office/word/2010/wordprocessingCanvas" xmlns:cx="http://schemas.microsoft.com/office/drawing/2014/chartex" xmlns:cx1="http://schemas.microsoft.com/office/drawing/2015/9/8/chartex" xmlns:cx2="http://schemas.microsoft.com/office/drawing/2015/10/21/chartex" xmlns:cx3="http://schemas.microsoft.com/office/drawing/2016/5/9/chartex" xmlns:cx4="http://schemas.microsoft.com/office/drawing/2016/5/10/chartex" xmlns:cx5="http://schemas.microsoft.com/office/drawing/2016/5/11/chartex" xmlns:cx6="http://schemas.microsoft.com/office/drawing/2016/5/12/chartex" xmlns:cx7="http://schemas.microsoft.com/office/drawing/2016/5/13/chartex" xmlns:cx8="http://schemas.microsoft.com/office/drawing/2016/5/14/chartex" xmlns:mc="http://schemas.openxmlformats.org/markup-compatibility/2006" xmlns:aink="http://schemas.microsoft.com/office/drawing/2016/ink" xmlns:am3d="http://schemas.microsoft.com/office/drawing/2017/model3d" xmlns:o="urn:schemas-microsoft-com:office:office" xmlns:oel="http://schemas.microsoft.com/office/2019/extlst" xmlns:r="http://schemas.openxmlformats.org/officeDocument/2006/relationships" xmlns:m="http://schemas.openxmlformats.org/officeDocument/2006/math" xmlns:v="urn:schemas-microsoft-com:vml" xmlns:wp14="http://schemas.microsoft.com/office/word/2010/wordprocessingDrawing" xmlns:wp="http://schemas.openxmlformats.org/drawingml/2006/wordprocessingDrawing" xmlns:w10="urn:schemas-microsoft-com:office:word" xmlns:w="http://schemas.openxmlformats.org/wordprocessingml/2006/main" xmlns:w14="http://schemas.microsoft.com/office/word/2010/wordml" xmlns:w15="http://schemas.microsoft.com/office/word/2012/wordml" xmlns:w16cex="http://schemas.microsoft.com/office/word/2018/wordml/cex" xmlns:w16cid="http://schemas.microsoft.com/office/word/2016/wordml/cid" xmlns:w16="http://schemas.microsoft.com/office/word/2018/wordml" xmlns:w16du="http://schemas.microsoft.com/office/word/2023/wordml/word16du" xmlns:w16sdtdh="http://schemas.microsoft.com/office/word/2020/wordml/sdtdatahash" xmlns:w16sdtfl="http://schemas.microsoft.com/office/word/2024/wordml/sdtformatlock" xmlns:w16se="http://schemas.microsoft.com/office/word/2015/wordml/symex" xmlns:wpg="http://schemas.microsoft.com/office/word/2010/wordprocessingGroup" xmlns:wpi="http://schemas.microsoft.com/office/word/2010/wordprocessingInk" xmlns:wne="http://schemas.microsoft.com/office/word/2006/wordml" xmlns:wps="http://schemas.microsoft.com/office/word/2010/wordprocessingShape" mc:Ignorable="w14 w15 w16se w16cid w16 w16cex w16sdtdh w16sdtfl w16du wp14">
   <w:endnote w:type="separator" w:id="-1">
     <w:p>
       <w:r>
@@ -2807,7 +1864,7 @@
 </file>
 
 <file path=word/footer1.xml><?xml version="1.0" encoding="utf-8"?>
-<w:ftr xmlns:wpc="http://schemas.microsoft.com/office/word/2010/wordprocessingCanvas" xmlns:cx="http://schemas.microsoft.com/office/drawing/2014/chartex" xmlns:cx1="http://schemas.microsoft.com/office/drawing/2015/9/8/chartex" xmlns:cx2="http://schemas.microsoft.com/office/drawing/2015/10/21/chartex" xmlns:cx3="http://schemas.microsoft.com/office/drawing/2016/5/9/chartex" xmlns:cx4="http://schemas.microsoft.com/office/drawing/2016/5/10/chartex" xmlns:cx5="http://schemas.microsoft.com/office/drawing/2016/5/11/chartex" xmlns:cx6="http://schemas.microsoft.com/office/drawing/2016/5/12/chartex" xmlns:cx7="http://schemas.microsoft.com/office/drawing/2016/5/13/chartex" xmlns:cx8="http://schemas.microsoft.com/office/drawing/2016/5/14/chartex" xmlns:mc="http://schemas.openxmlformats.org/markup-compatibility/2006" xmlns:aink="http://schemas.microsoft.com/office/drawing/2016/ink" xmlns:am3d="http://schemas.microsoft.com/office/drawing/2017/model3d" xmlns:o="urn:schemas-microsoft-com:office:office" xmlns:oel="http://schemas.microsoft.com/office/2019/extlst" xmlns:r="http://schemas.openxmlformats.org/officeDocument/2006/relationships" xmlns:m="http://schemas.openxmlformats.org/officeDocument/2006/math" xmlns:v="urn:schemas-microsoft-com:vml" xmlns:wp14="http://schemas.microsoft.com/office/word/2010/wordprocessingDrawing" xmlns:wp="http://schemas.openxmlformats.org/drawingml/2006/wordprocessingDrawing" xmlns:w10="urn:schemas-microsoft-com:office:word" xmlns:w="http://schemas.openxmlformats.org/wordprocessingml/2006/main" xmlns:w14="http://schemas.microsoft.com/office/word/2010/wordml" xmlns:w15="http://schemas.microsoft.com/office/word/2012/wordml" xmlns:w16cex="http://schemas.microsoft.com/office/word/2018/wordml/cex" xmlns:w16cid="http://schemas.microsoft.com/office/word/2016/wordml/cid" xmlns:w16="http://schemas.microsoft.com/office/word/2018/wordml" xmlns:w16du="http://schemas.microsoft.com/office/word/2023/wordml/word16du" xmlns:w16sdtdh="http://schemas.microsoft.com/office/word/2020/wordml/sdtdatahash" xmlns:w16se="http://schemas.microsoft.com/office/word/2015/wordml/symex" xmlns:wpg="http://schemas.microsoft.com/office/word/2010/wordprocessingGroup" xmlns:wpi="http://schemas.microsoft.com/office/word/2010/wordprocessingInk" xmlns:wne="http://schemas.microsoft.com/office/word/2006/wordml" xmlns:wps="http://schemas.microsoft.com/office/word/2010/wordprocessingShape" mc:Ignorable="w14 w15 w16se w16cid w16 w16cex w16sdtdh w16du wp14">
+<w:ftr xmlns:wpc="http://schemas.microsoft.com/office/word/2010/wordprocessingCanvas" xmlns:cx="http://schemas.microsoft.com/office/drawing/2014/chartex" xmlns:cx1="http://schemas.microsoft.com/office/drawing/2015/9/8/chartex" xmlns:cx2="http://schemas.microsoft.com/office/drawing/2015/10/21/chartex" xmlns:cx3="http://schemas.microsoft.com/office/drawing/2016/5/9/chartex" xmlns:cx4="http://schemas.microsoft.com/office/drawing/2016/5/10/chartex" xmlns:cx5="http://schemas.microsoft.com/office/drawing/2016/5/11/chartex" xmlns:cx6="http://schemas.microsoft.com/office/drawing/2016/5/12/chartex" xmlns:cx7="http://schemas.microsoft.com/office/drawing/2016/5/13/chartex" xmlns:cx8="http://schemas.microsoft.com/office/drawing/2016/5/14/chartex" xmlns:mc="http://schemas.openxmlformats.org/markup-compatibility/2006" xmlns:aink="http://schemas.microsoft.com/office/drawing/2016/ink" xmlns:am3d="http://schemas.microsoft.com/office/drawing/2017/model3d" xmlns:o="urn:schemas-microsoft-com:office:office" xmlns:oel="http://schemas.microsoft.com/office/2019/extlst" xmlns:r="http://schemas.openxmlformats.org/officeDocument/2006/relationships" xmlns:m="http://schemas.openxmlformats.org/officeDocument/2006/math" xmlns:v="urn:schemas-microsoft-com:vml" xmlns:wp14="http://schemas.microsoft.com/office/word/2010/wordprocessingDrawing" xmlns:wp="http://schemas.openxmlformats.org/drawingml/2006/wordprocessingDrawing" xmlns:w10="urn:schemas-microsoft-com:office:word" xmlns:w="http://schemas.openxmlformats.org/wordprocessingml/2006/main" xmlns:w14="http://schemas.microsoft.com/office/word/2010/wordml" xmlns:w15="http://schemas.microsoft.com/office/word/2012/wordml" xmlns:w16cex="http://schemas.microsoft.com/office/word/2018/wordml/cex" xmlns:w16cid="http://schemas.microsoft.com/office/word/2016/wordml/cid" xmlns:w16="http://schemas.microsoft.com/office/word/2018/wordml" xmlns:w16du="http://schemas.microsoft.com/office/word/2023/wordml/word16du" xmlns:w16sdtdh="http://schemas.microsoft.com/office/word/2020/wordml/sdtdatahash" xmlns:w16sdtfl="http://schemas.microsoft.com/office/word/2024/wordml/sdtformatlock" xmlns:w16se="http://schemas.microsoft.com/office/word/2015/wordml/symex" xmlns:wpg="http://schemas.microsoft.com/office/word/2010/wordprocessingGroup" xmlns:wpi="http://schemas.microsoft.com/office/word/2010/wordprocessingInk" xmlns:wne="http://schemas.microsoft.com/office/word/2006/wordml" xmlns:wps="http://schemas.microsoft.com/office/word/2010/wordprocessingShape" mc:Ignorable="w14 w15 w16se w16cid w16 w16cex w16sdtdh w16sdtfl w16du wp14">
   <w:sdt>
     <w:sdtPr>
       <w:id w:val="-1230224358"/>
@@ -2858,7 +1915,7 @@
 </file>
 
 <file path=word/footnotes.xml><?xml version="1.0" encoding="utf-8"?>
-<w:footnotes xmlns:wpc="http://schemas.microsoft.com/office/word/2010/wordprocessingCanvas" xmlns:cx="http://schemas.microsoft.com/office/drawing/2014/chartex" xmlns:cx1="http://schemas.microsoft.com/office/drawing/2015/9/8/chartex" xmlns:cx2="http://schemas.microsoft.com/office/drawing/2015/10/21/chartex" xmlns:cx3="http://schemas.microsoft.com/office/drawing/2016/5/9/chartex" xmlns:cx4="http://schemas.microsoft.com/office/drawing/2016/5/10/chartex" xmlns:cx5="http://schemas.microsoft.com/office/drawing/2016/5/11/chartex" xmlns:cx6="http://schemas.microsoft.com/office/drawing/2016/5/12/chartex" xmlns:cx7="http://schemas.microsoft.com/office/drawing/2016/5/13/chartex" xmlns:cx8="http://schemas.microsoft.com/office/drawing/2016/5/14/chartex" xmlns:mc="http://schemas.openxmlformats.org/markup-compatibility/2006" xmlns:aink="http://schemas.microsoft.com/office/drawing/2016/ink" xmlns:am3d="http://schemas.microsoft.com/office/drawing/2017/model3d" xmlns:o="urn:schemas-microsoft-com:office:office" xmlns:oel="http://schemas.microsoft.com/office/2019/extlst" xmlns:r="http://schemas.openxmlformats.org/officeDocument/2006/relationships" xmlns:m="http://schemas.openxmlformats.org/officeDocument/2006/math" xmlns:v="urn:schemas-microsoft-com:vml" xmlns:wp14="http://schemas.microsoft.com/office/word/2010/wordprocessingDrawing" xmlns:wp="http://schemas.openxmlformats.org/drawingml/2006/wordprocessingDrawing" xmlns:w10="urn:schemas-microsoft-com:office:word" xmlns:w="http://schemas.openxmlformats.org/wordprocessingml/2006/main" xmlns:w14="http://schemas.microsoft.com/office/word/2010/wordml" xmlns:w15="http://schemas.microsoft.com/office/word/2012/wordml" xmlns:w16cex="http://schemas.microsoft.com/office/word/2018/wordml/cex" xmlns:w16cid="http://schemas.microsoft.com/office/word/2016/wordml/cid" xmlns:w16="http://schemas.microsoft.com/office/word/2018/wordml" xmlns:w16du="http://schemas.microsoft.com/office/word/2023/wordml/word16du" xmlns:w16sdtdh="http://schemas.microsoft.com/office/word/2020/wordml/sdtdatahash" xmlns:w16se="http://schemas.microsoft.com/office/word/2015/wordml/symex" xmlns:wpg="http://schemas.microsoft.com/office/word/2010/wordprocessingGroup" xmlns:wpi="http://schemas.microsoft.com/office/word/2010/wordprocessingInk" xmlns:wne="http://schemas.microsoft.com/office/word/2006/wordml" xmlns:wps="http://schemas.microsoft.com/office/word/2010/wordprocessingShape" mc:Ignorable="w14 w15 w16se w16cid w16 w16cex w16sdtdh w16du wp14">
+<w:footnotes xmlns:wpc="http://schemas.microsoft.com/office/word/2010/wordprocessingCanvas" xmlns:cx="http://schemas.microsoft.com/office/drawing/2014/chartex" xmlns:cx1="http://schemas.microsoft.com/office/drawing/2015/9/8/chartex" xmlns:cx2="http://schemas.microsoft.com/office/drawing/2015/10/21/chartex" xmlns:cx3="http://schemas.microsoft.com/office/drawing/2016/5/9/chartex" xmlns:cx4="http://schemas.microsoft.com/office/drawing/2016/5/10/chartex" xmlns:cx5="http://schemas.microsoft.com/office/drawing/2016/5/11/chartex" xmlns:cx6="http://schemas.microsoft.com/office/drawing/2016/5/12/chartex" xmlns:cx7="http://schemas.microsoft.com/office/drawing/2016/5/13/chartex" xmlns:cx8="http://schemas.microsoft.com/office/drawing/2016/5/14/chartex" xmlns:mc="http://schemas.openxmlformats.org/markup-compatibility/2006" xmlns:aink="http://schemas.microsoft.com/office/drawing/2016/ink" xmlns:am3d="http://schemas.microsoft.com/office/drawing/2017/model3d" xmlns:o="urn:schemas-microsoft-com:office:office" xmlns:oel="http://schemas.microsoft.com/office/2019/extlst" xmlns:r="http://schemas.openxmlformats.org/officeDocument/2006/relationships" xmlns:m="http://schemas.openxmlformats.org/officeDocument/2006/math" xmlns:v="urn:schemas-microsoft-com:vml" xmlns:wp14="http://schemas.microsoft.com/office/word/2010/wordprocessingDrawing" xmlns:wp="http://schemas.openxmlformats.org/drawingml/2006/wordprocessingDrawing" xmlns:w10="urn:schemas-microsoft-com:office:word" xmlns:w="http://schemas.openxmlformats.org/wordprocessingml/2006/main" xmlns:w14="http://schemas.microsoft.com/office/word/2010/wordml" xmlns:w15="http://schemas.microsoft.com/office/word/2012/wordml" xmlns:w16cex="http://schemas.microsoft.com/office/word/2018/wordml/cex" xmlns:w16cid="http://schemas.microsoft.com/office/word/2016/wordml/cid" xmlns:w16="http://schemas.microsoft.com/office/word/2018/wordml" xmlns:w16du="http://schemas.microsoft.com/office/word/2023/wordml/word16du" xmlns:w16sdtdh="http://schemas.microsoft.com/office/word/2020/wordml/sdtdatahash" xmlns:w16sdtfl="http://schemas.microsoft.com/office/word/2024/wordml/sdtformatlock" xmlns:w16se="http://schemas.microsoft.com/office/word/2015/wordml/symex" xmlns:wpg="http://schemas.microsoft.com/office/word/2010/wordprocessingGroup" xmlns:wpi="http://schemas.microsoft.com/office/word/2010/wordprocessingInk" xmlns:wne="http://schemas.microsoft.com/office/word/2006/wordml" xmlns:wps="http://schemas.microsoft.com/office/word/2010/wordprocessingShape" mc:Ignorable="w14 w15 w16se w16cid w16 w16cex w16sdtdh w16sdtfl w16du wp14">
   <w:footnote w:type="separator" w:id="-1">
     <w:p>
       <w:r>
@@ -2877,7 +1934,7 @@
 </file>
 
 <file path=word/numbering.xml><?xml version="1.0" encoding="utf-8"?>
-<w:numbering xmlns:wpc="http://schemas.microsoft.com/office/word/2010/wordprocessingCanvas" xmlns:cx="http://schemas.microsoft.com/office/drawing/2014/chartex" xmlns:cx1="http://schemas.microsoft.com/office/drawing/2015/9/8/chartex" xmlns:cx2="http://schemas.microsoft.com/office/drawing/2015/10/21/chartex" xmlns:cx3="http://schemas.microsoft.com/office/drawing/2016/5/9/chartex" xmlns:cx4="http://schemas.microsoft.com/office/drawing/2016/5/10/chartex" xmlns:cx5="http://schemas.microsoft.com/office/drawing/2016/5/11/chartex" xmlns:cx6="http://schemas.microsoft.com/office/drawing/2016/5/12/chartex" xmlns:cx7="http://schemas.microsoft.com/office/drawing/2016/5/13/chartex" xmlns:cx8="http://schemas.microsoft.com/office/drawing/2016/5/14/chartex" xmlns:mc="http://schemas.openxmlformats.org/markup-compatibility/2006" xmlns:aink="http://schemas.microsoft.com/office/drawing/2016/ink" xmlns:am3d="http://schemas.microsoft.com/office/drawing/2017/model3d" xmlns:o="urn:schemas-microsoft-com:office:office" xmlns:oel="http://schemas.microsoft.com/office/2019/extlst" xmlns:r="http://schemas.openxmlformats.org/officeDocument/2006/relationships" xmlns:m="http://schemas.openxmlformats.org/officeDocument/2006/math" xmlns:v="urn:schemas-microsoft-com:vml" xmlns:wp14="http://schemas.microsoft.com/office/word/2010/wordprocessingDrawing" xmlns:wp="http://schemas.openxmlformats.org/drawingml/2006/wordprocessingDrawing" xmlns:w10="urn:schemas-microsoft-com:office:word" xmlns:w="http://schemas.openxmlformats.org/wordprocessingml/2006/main" xmlns:w14="http://schemas.microsoft.com/office/word/2010/wordml" xmlns:w15="http://schemas.microsoft.com/office/word/2012/wordml" xmlns:w16cex="http://schemas.microsoft.com/office/word/2018/wordml/cex" xmlns:w16cid="http://schemas.microsoft.com/office/word/2016/wordml/cid" xmlns:w16="http://schemas.microsoft.com/office/word/2018/wordml" xmlns:w16du="http://schemas.microsoft.com/office/word/2023/wordml/word16du" xmlns:w16sdtdh="http://schemas.microsoft.com/office/word/2020/wordml/sdtdatahash" xmlns:w16se="http://schemas.microsoft.com/office/word/2015/wordml/symex" xmlns:wpg="http://schemas.microsoft.com/office/word/2010/wordprocessingGroup" xmlns:wpi="http://schemas.microsoft.com/office/word/2010/wordprocessingInk" xmlns:wne="http://schemas.microsoft.com/office/word/2006/wordml" xmlns:wps="http://schemas.microsoft.com/office/word/2010/wordprocessingShape" mc:Ignorable="w14 w15 w16se w16cid w16 w16cex w16sdtdh w16du wp14">
+<w:numbering xmlns:wpc="http://schemas.microsoft.com/office/word/2010/wordprocessingCanvas" xmlns:cx="http://schemas.microsoft.com/office/drawing/2014/chartex" xmlns:cx1="http://schemas.microsoft.com/office/drawing/2015/9/8/chartex" xmlns:cx2="http://schemas.microsoft.com/office/drawing/2015/10/21/chartex" xmlns:cx3="http://schemas.microsoft.com/office/drawing/2016/5/9/chartex" xmlns:cx4="http://schemas.microsoft.com/office/drawing/2016/5/10/chartex" xmlns:cx5="http://schemas.microsoft.com/office/drawing/2016/5/11/chartex" xmlns:cx6="http://schemas.microsoft.com/office/drawing/2016/5/12/chartex" xmlns:cx7="http://schemas.microsoft.com/office/drawing/2016/5/13/chartex" xmlns:cx8="http://schemas.microsoft.com/office/drawing/2016/5/14/chartex" xmlns:mc="http://schemas.openxmlformats.org/markup-compatibility/2006" xmlns:aink="http://schemas.microsoft.com/office/drawing/2016/ink" xmlns:am3d="http://schemas.microsoft.com/office/drawing/2017/model3d" xmlns:o="urn:schemas-microsoft-com:office:office" xmlns:oel="http://schemas.microsoft.com/office/2019/extlst" xmlns:r="http://schemas.openxmlformats.org/officeDocument/2006/relationships" xmlns:m="http://schemas.openxmlformats.org/officeDocument/2006/math" xmlns:v="urn:schemas-microsoft-com:vml" xmlns:wp14="http://schemas.microsoft.com/office/word/2010/wordprocessingDrawing" xmlns:wp="http://schemas.openxmlformats.org/drawingml/2006/wordprocessingDrawing" xmlns:w10="urn:schemas-microsoft-com:office:word" xmlns:w="http://schemas.openxmlformats.org/wordprocessingml/2006/main" xmlns:w14="http://schemas.microsoft.com/office/word/2010/wordml" xmlns:w15="http://schemas.microsoft.com/office/word/2012/wordml" xmlns:w16cex="http://schemas.microsoft.com/office/word/2018/wordml/cex" xmlns:w16cid="http://schemas.microsoft.com/office/word/2016/wordml/cid" xmlns:w16="http://schemas.microsoft.com/office/word/2018/wordml" xmlns:w16du="http://schemas.microsoft.com/office/word/2023/wordml/word16du" xmlns:w16sdtdh="http://schemas.microsoft.com/office/word/2020/wordml/sdtdatahash" xmlns:w16sdtfl="http://schemas.microsoft.com/office/word/2024/wordml/sdtformatlock" xmlns:w16se="http://schemas.microsoft.com/office/word/2015/wordml/symex" xmlns:wpg="http://schemas.microsoft.com/office/word/2010/wordprocessingGroup" xmlns:wpi="http://schemas.microsoft.com/office/word/2010/wordprocessingInk" xmlns:wne="http://schemas.microsoft.com/office/word/2006/wordml" xmlns:wps="http://schemas.microsoft.com/office/word/2010/wordprocessingShape" mc:Ignorable="w14 w15 w16se w16cid w16 w16cex w16sdtdh w16sdtfl w16du wp14">
   <w:abstractNum w:abstractNumId="0" w15:restartNumberingAfterBreak="0">
     <w:nsid w:val="FFFFFF89"/>
     <w:multiLevelType w:val="singleLevel"/>
@@ -7080,7 +6137,7 @@
 </file>
 
 <file path=word/styles.xml><?xml version="1.0" encoding="utf-8"?>
-<w:styles xmlns:mc="http://schemas.openxmlformats.org/markup-compatibility/2006" xmlns:r="http://schemas.openxmlformats.org/officeDocument/2006/relationships" xmlns:w="http://schemas.openxmlformats.org/wordprocessingml/2006/main" xmlns:w14="http://schemas.microsoft.com/office/word/2010/wordml" xmlns:w15="http://schemas.microsoft.com/office/word/2012/wordml" xmlns:w16cex="http://schemas.microsoft.com/office/word/2018/wordml/cex" xmlns:w16cid="http://schemas.microsoft.com/office/word/2016/wordml/cid" xmlns:w16="http://schemas.microsoft.com/office/word/2018/wordml" xmlns:w16du="http://schemas.microsoft.com/office/word/2023/wordml/word16du" xmlns:w16sdtdh="http://schemas.microsoft.com/office/word/2020/wordml/sdtdatahash" xmlns:w16se="http://schemas.microsoft.com/office/word/2015/wordml/symex" mc:Ignorable="w14 w15 w16se w16cid w16 w16cex w16sdtdh w16du">
+<w:styles xmlns:mc="http://schemas.openxmlformats.org/markup-compatibility/2006" xmlns:r="http://schemas.openxmlformats.org/officeDocument/2006/relationships" xmlns:w="http://schemas.openxmlformats.org/wordprocessingml/2006/main" xmlns:w14="http://schemas.microsoft.com/office/word/2010/wordml" xmlns:w15="http://schemas.microsoft.com/office/word/2012/wordml" xmlns:w16cex="http://schemas.microsoft.com/office/word/2018/wordml/cex" xmlns:w16cid="http://schemas.microsoft.com/office/word/2016/wordml/cid" xmlns:w16="http://schemas.microsoft.com/office/word/2018/wordml" xmlns:w16du="http://schemas.microsoft.com/office/word/2023/wordml/word16du" xmlns:w16sdtdh="http://schemas.microsoft.com/office/word/2020/wordml/sdtdatahash" xmlns:w16sdtfl="http://schemas.microsoft.com/office/word/2024/wordml/sdtformatlock" xmlns:w16se="http://schemas.microsoft.com/office/word/2015/wordml/symex" mc:Ignorable="w14 w15 w16se w16cid w16 w16cex w16sdtdh w16sdtfl w16du">
   <w:docDefaults>
     <w:rPrDefault>
       <w:rPr>

--- a/doc/詞/宋朝/岳飛/岳飛-小重山·昨夜寒蛩不住鳴.docx
+++ b/doc/詞/宋朝/岳飛/岳飛-小重山·昨夜寒蛩不住鳴.docx
@@ -236,7 +236,26 @@
           <w:sz w:val="28"/>
           <w:szCs w:val="28"/>
         </w:rPr>
-        <w:t>我為了追求功名而白了頭髮。故鄉的松樹和竹子已經老去，但回家的路卻被阻斷。想把心中的事告訴瑤琴，可是知音難尋，琴弦斷了，又有誰能聽呢？</w:t>
+        <w:t>我為了追求功名而白了頭髮。故鄉的松樹和竹子已經老去，但回家的路卻被阻斷。想把心中的事告訴瑤琴，可是</w:t>
+      </w:r>
+      <w:hyperlink r:id="rId7" w:history="1">
+        <w:r>
+          <w:rPr>
+            <w:rStyle w:val="a4"/>
+            <w:rFonts w:ascii="標楷體" w:eastAsia="標楷體" w:hAnsi="標楷體"/>
+            <w:sz w:val="28"/>
+            <w:szCs w:val="28"/>
+          </w:rPr>
+          <w:t>知音</w:t>
+        </w:r>
+      </w:hyperlink>
+      <w:r>
+        <w:rPr>
+          <w:rFonts w:ascii="標楷體" w:eastAsia="標楷體" w:hAnsi="標楷體" w:hint="eastAsia"/>
+          <w:sz w:val="28"/>
+          <w:szCs w:val="28"/>
+        </w:rPr>
+        <w:t>難尋，琴弦斷了，又有誰能聽呢？</w:t>
       </w:r>
     </w:p>
     <w:p>
@@ -387,7 +406,40 @@
           <w:sz w:val="28"/>
           <w:szCs w:val="28"/>
         </w:rPr>
-        <w:t>三更：指半夜十一時至翌晨一時。</w:t>
+        <w:t>三更：指半夜十一時至翌</w:t>
+      </w:r>
+      <w:r>
+        <w:rPr>
+          <w:rFonts w:ascii="標楷體" w:eastAsia="標楷體" w:hAnsi="標楷體" w:cs="標楷體" w:hint="eastAsia"/>
+          <w:sz w:val="28"/>
+          <w:szCs w:val="28"/>
+        </w:rPr>
+        <w:t>(</w:t>
+      </w:r>
+      <w:r>
+        <w:rPr>
+          <w:rFonts w:ascii="標楷體" w:eastAsia="標楷體" w:hAnsi="標楷體" w:cs="標楷體" w:hint="eastAsia"/>
+          <w:color w:val="EE0000"/>
+          <w:sz w:val="16"/>
+          <w:szCs w:val="16"/>
+        </w:rPr>
+        <w:t>一ˋ</w:t>
+      </w:r>
+      <w:r>
+        <w:rPr>
+          <w:rFonts w:ascii="標楷體" w:eastAsia="標楷體" w:hAnsi="標楷體" w:cs="標楷體" w:hint="eastAsia"/>
+          <w:sz w:val="28"/>
+          <w:szCs w:val="28"/>
+        </w:rPr>
+        <w:t>)</w:t>
+      </w:r>
+      <w:r>
+        <w:rPr>
+          <w:rFonts w:ascii="標楷體" w:eastAsia="標楷體" w:hAnsi="標楷體" w:cs="標楷體" w:hint="eastAsia"/>
+          <w:sz w:val="28"/>
+          <w:szCs w:val="28"/>
+        </w:rPr>
+        <w:t>晨一時。</w:t>
       </w:r>
     </w:p>
     <w:p>
@@ -632,7 +684,7 @@
           <w:szCs w:val="28"/>
         </w:rPr>
       </w:pPr>
-      <w:hyperlink r:id="rId7" w:history="1">
+      <w:hyperlink r:id="rId8" w:history="1">
         <w:r>
           <w:rPr>
             <w:rStyle w:val="a4"/>
@@ -1213,7 +1265,7 @@
           <w:bdr w:val="single" w:sz="4" w:space="0" w:color="auto"/>
         </w:rPr>
         <w:sectPr>
-          <w:footerReference w:type="default" r:id="rId8"/>
+          <w:footerReference w:type="default" r:id="rId9"/>
           <w:pgSz w:w="11906" w:h="16838"/>
           <w:pgMar w:top="567" w:right="851" w:bottom="567" w:left="851" w:header="567" w:footer="0" w:gutter="0"/>
           <w:cols w:space="425"/>
@@ -1380,15 +1432,35 @@
           <w:sz w:val="28"/>
           <w:szCs w:val="28"/>
         </w:rPr>
-        <w:t>，寒夜中的蟋蟀聲不絕於耳，營造出一種淒涼的氛圍。接著</w:t>
-      </w:r>
-      <w:r>
-        <w:rPr>
-          <w:rFonts w:ascii="標楷體" w:eastAsia="標楷體" w:hAnsi="標楷體" w:hint="eastAsia"/>
+        <w:t>，寒夜中的蟋蟀聲</w:t>
+      </w:r>
+      <w:r>
+        <w:rPr>
+          <w:rFonts w:ascii="標楷體" w:eastAsia="標楷體" w:hAnsi="標楷體" w:hint="eastAsia"/>
+          <w:b/>
+          <w:bCs/>
           <w:spacing w:val="-4"/>
           <w:sz w:val="28"/>
           <w:szCs w:val="28"/>
         </w:rPr>
+        <w:t>不絕於耳</w:t>
+      </w:r>
+      <w:r>
+        <w:rPr>
+          <w:rFonts w:ascii="標楷體" w:eastAsia="標楷體" w:hAnsi="標楷體" w:hint="eastAsia"/>
+          <w:spacing w:val="-4"/>
+          <w:sz w:val="28"/>
+          <w:szCs w:val="28"/>
+        </w:rPr>
+        <w:t>，營造出一種淒涼的氛圍。接著</w:t>
+      </w:r>
+      <w:r>
+        <w:rPr>
+          <w:rFonts w:ascii="標楷體" w:eastAsia="標楷體" w:hAnsi="標楷體" w:hint="eastAsia"/>
+          <w:spacing w:val="-4"/>
+          <w:sz w:val="28"/>
+          <w:szCs w:val="28"/>
+        </w:rPr>
         <w:t>「</w:t>
       </w:r>
       <w:r>
@@ -1452,7 +1524,27 @@
           <w:sz w:val="28"/>
           <w:szCs w:val="28"/>
         </w:rPr>
-        <w:t>寫作者在半夜起身，獨自在台階上徘徊，四周靜悄悄的，只有窗外的月光朦朧地照著，進一步突出了作者的孤獨感與思鄉情。</w:t>
+        <w:t>寫作者在半夜起身，獨自在台階上</w:t>
+      </w:r>
+      <w:r>
+        <w:rPr>
+          <w:rFonts w:ascii="標楷體" w:eastAsia="標楷體" w:hAnsi="標楷體" w:hint="eastAsia"/>
+          <w:b/>
+          <w:bCs/>
+          <w:spacing w:val="-4"/>
+          <w:sz w:val="28"/>
+          <w:szCs w:val="28"/>
+        </w:rPr>
+        <w:t>徘徊</w:t>
+      </w:r>
+      <w:r>
+        <w:rPr>
+          <w:rFonts w:ascii="標楷體" w:eastAsia="標楷體" w:hAnsi="標楷體" w:hint="eastAsia"/>
+          <w:spacing w:val="-4"/>
+          <w:sz w:val="28"/>
+          <w:szCs w:val="28"/>
+        </w:rPr>
+        <w:t>，四周靜悄悄的，只有窗外的月光朦朧地照著，進一步突出了作者的孤獨感與思鄉情。</w:t>
       </w:r>
     </w:p>
     <w:p>
@@ -1619,7 +1711,7 @@
           <w:sz w:val="28"/>
           <w:szCs w:val="28"/>
         </w:rPr>
-        <w:t>整首詞通過對夜晚景象和內心感受的細膩描寫，深刻地表達了作者對故鄉的思念、對功名的反思以及內心深處的孤獨感和失落感。</w:t>
+        <w:t>整首詞通過對夜晚景象和內心感受的細膩</w:t>
       </w:r>
       <w:r>
         <w:rPr>
@@ -1627,6 +1719,43 @@
           <w:spacing w:val="-4"/>
           <w:sz w:val="28"/>
           <w:szCs w:val="28"/>
+        </w:rPr>
+        <w:t>(</w:t>
+      </w:r>
+      <w:r>
+        <w:rPr>
+          <w:rFonts w:ascii="標楷體" w:eastAsia="標楷體" w:hAnsi="標楷體" w:hint="eastAsia"/>
+          <w:color w:val="EE0000"/>
+          <w:spacing w:val="-4"/>
+          <w:sz w:val="16"/>
+          <w:szCs w:val="16"/>
+        </w:rPr>
+        <w:t>ㄋ一ˋ</w:t>
+      </w:r>
+      <w:r>
+        <w:rPr>
+          <w:rFonts w:ascii="標楷體" w:eastAsia="標楷體" w:hAnsi="標楷體" w:hint="eastAsia"/>
+          <w:spacing w:val="-4"/>
+          <w:sz w:val="28"/>
+          <w:szCs w:val="28"/>
+        </w:rPr>
+        <w:t>)</w:t>
+      </w:r>
+      <w:r>
+        <w:rPr>
+          <w:rFonts w:ascii="標楷體" w:eastAsia="標楷體" w:hAnsi="標楷體" w:hint="eastAsia"/>
+          <w:spacing w:val="-4"/>
+          <w:sz w:val="28"/>
+          <w:szCs w:val="28"/>
+        </w:rPr>
+        <w:t>描寫，深刻地表達了作者對故鄉的思念、對功名的反思以及內心深處的孤獨感和失落感。</w:t>
+      </w:r>
+      <w:r>
+        <w:rPr>
+          <w:rFonts w:ascii="標楷體" w:eastAsia="標楷體" w:hAnsi="標楷體" w:hint="eastAsia"/>
+          <w:spacing w:val="-4"/>
+          <w:sz w:val="28"/>
+          <w:szCs w:val="28"/>
           <w:u w:val="single"/>
         </w:rPr>
         <w:t>岳飛</w:t>
@@ -1638,14 +1767,54 @@
           <w:sz w:val="28"/>
           <w:szCs w:val="28"/>
         </w:rPr>
-        <w:t>身處國難當頭的時代，背負著家國重任，卻又被朝廷所誤，這種複雜的心境在詞中得到了真摯而生動的表現。詞風淒婉哀怨，情感真摯動人，既有對個人命運的感慨，也有對知音難求的悲涼，是</w:t>
-      </w:r>
-      <w:r>
-        <w:rPr>
-          <w:rFonts w:ascii="標楷體" w:eastAsia="標楷體" w:hAnsi="標楷體" w:hint="eastAsia"/>
+        <w:t>身處國難當頭的時代，背負著家國重任，卻又被朝廷所誤，這種複雜的心境在詞中得到了</w:t>
+      </w:r>
+      <w:r>
+        <w:rPr>
+          <w:rFonts w:ascii="標楷體" w:eastAsia="標楷體" w:hAnsi="標楷體" w:hint="eastAsia"/>
+          <w:b/>
+          <w:bCs/>
           <w:spacing w:val="-4"/>
           <w:sz w:val="28"/>
           <w:szCs w:val="28"/>
+        </w:rPr>
+        <w:t>真摯</w:t>
+      </w:r>
+      <w:r>
+        <w:rPr>
+          <w:rFonts w:ascii="標楷體" w:eastAsia="標楷體" w:hAnsi="標楷體" w:hint="eastAsia"/>
+          <w:spacing w:val="-4"/>
+          <w:sz w:val="28"/>
+          <w:szCs w:val="28"/>
+        </w:rPr>
+        <w:t>而生動的表現。詞風</w:t>
+      </w:r>
+      <w:r>
+        <w:rPr>
+          <w:rFonts w:ascii="標楷體" w:eastAsia="標楷體" w:hAnsi="標楷體" w:hint="eastAsia"/>
+          <w:b/>
+          <w:bCs/>
+          <w:spacing w:val="-4"/>
+          <w:sz w:val="28"/>
+          <w:szCs w:val="28"/>
+        </w:rPr>
+        <w:t>淒婉哀怨</w:t>
+      </w:r>
+      <w:r>
+        <w:rPr>
+          <w:rFonts w:ascii="標楷體" w:eastAsia="標楷體" w:hAnsi="標楷體" w:hint="eastAsia"/>
+          <w:spacing w:val="-4"/>
+          <w:sz w:val="28"/>
+          <w:szCs w:val="28"/>
+        </w:rPr>
+        <w:t>，情感真摯動人，既有對個人命運的感慨，也有對知音難求的悲涼，是</w:t>
+      </w:r>
+      <w:r>
+        <w:rPr>
+          <w:rFonts w:ascii="標楷體" w:eastAsia="標楷體" w:hAnsi="標楷體" w:hint="eastAsia"/>
+          <w:spacing w:val="-4"/>
+          <w:sz w:val="28"/>
+          <w:szCs w:val="28"/>
           <w:u w:val="single"/>
         </w:rPr>
         <w:t>岳飛</w:t>
@@ -1659,8 +1828,8 @@
         </w:rPr>
         <w:t>詩詞中頗具代表性的一篇。</w:t>
       </w:r>
-      <w:hyperlink r:id="rId9" w:history="1"/>
       <w:hyperlink r:id="rId10" w:history="1"/>
+      <w:hyperlink r:id="rId11" w:history="1"/>
     </w:p>
     <w:p>
       <w:pPr>
@@ -1689,7 +1858,7 @@
           <w:numId w:val="30"/>
         </w:numPr>
         <w:spacing w:line="480" w:lineRule="exact"/>
-        <w:ind w:leftChars="0" w:hanging="482"/>
+        <w:ind w:leftChars="0" w:left="284" w:hanging="286"/>
         <w:jc w:val="both"/>
         <w:rPr>
           <w:rFonts w:ascii="標楷體" w:eastAsia="標楷體" w:hAnsi="標楷體"/>
@@ -1697,116 +1866,29 @@
           <w:szCs w:val="28"/>
         </w:rPr>
       </w:pPr>
-      <w:hyperlink r:id="rId11" w:history="1">
-        <w:r>
-          <w:rPr>
-            <w:rStyle w:val="a4"/>
-            <w:rFonts w:ascii="標楷體" w:eastAsia="標楷體" w:hAnsi="標楷體" w:hint="eastAsia"/>
-            <w:sz w:val="28"/>
-            <w:szCs w:val="28"/>
-          </w:rPr>
-          <w:t>峨峨</w:t>
-        </w:r>
-      </w:hyperlink>
-      <w:r>
-        <w:rPr>
-          <w:rFonts w:ascii="標楷體" w:eastAsia="標楷體" w:hAnsi="標楷體" w:hint="eastAsia"/>
-          <w:sz w:val="28"/>
-          <w:szCs w:val="28"/>
-        </w:rPr>
-        <w:t>(</w:t>
-      </w:r>
-      <w:r>
-        <w:rPr>
-          <w:rFonts w:ascii="標楷體" w:eastAsia="標楷體" w:hAnsi="標楷體" w:hint="eastAsia"/>
-          <w:color w:val="FF0000"/>
-          <w:sz w:val="16"/>
-          <w:szCs w:val="16"/>
-        </w:rPr>
-        <w:t>ㄜˊ</w:t>
-      </w:r>
-      <w:r>
-        <w:rPr>
-          <w:rFonts w:ascii="標楷體" w:eastAsia="標楷體" w:hAnsi="標楷體" w:hint="eastAsia"/>
-          <w:sz w:val="28"/>
-          <w:szCs w:val="28"/>
-        </w:rPr>
-        <w:t>)</w:t>
-      </w:r>
-    </w:p>
-    <w:p>
-      <w:pPr>
-        <w:pStyle w:val="a6"/>
-        <w:numPr>
-          <w:ilvl w:val="0"/>
-          <w:numId w:val="39"/>
-        </w:numPr>
-        <w:spacing w:line="480" w:lineRule="exact"/>
-        <w:ind w:leftChars="0" w:hanging="482"/>
-        <w:jc w:val="both"/>
+      <w:r>
         <w:rPr>
           <w:rFonts w:ascii="標楷體" w:eastAsia="標楷體" w:hAnsi="標楷體"/>
           <w:sz w:val="28"/>
           <w:szCs w:val="28"/>
         </w:rPr>
-      </w:pPr>
-      <w:r>
-        <w:rPr>
-          <w:rFonts w:ascii="標楷體" w:eastAsia="標楷體" w:hAnsi="標楷體" w:hint="eastAsia"/>
-          <w:sz w:val="28"/>
-          <w:szCs w:val="28"/>
-        </w:rPr>
-        <w:t>高聳的樣子。</w:t>
-      </w:r>
-    </w:p>
-    <w:p>
-      <w:pPr>
-        <w:pStyle w:val="a6"/>
-        <w:numPr>
-          <w:ilvl w:val="0"/>
-          <w:numId w:val="39"/>
-        </w:numPr>
-        <w:spacing w:line="480" w:lineRule="exact"/>
-        <w:ind w:leftChars="0" w:hanging="482"/>
-        <w:jc w:val="both"/>
+        <w:t>不絕於耳</w:t>
+      </w:r>
+      <w:r>
+        <w:rPr>
+          <w:rFonts w:ascii="標楷體" w:eastAsia="標楷體" w:hAnsi="標楷體" w:hint="eastAsia"/>
+          <w:sz w:val="28"/>
+          <w:szCs w:val="28"/>
+        </w:rPr>
+        <w:t>：</w:t>
+      </w:r>
+      <w:r>
         <w:rPr>
           <w:rFonts w:ascii="標楷體" w:eastAsia="標楷體" w:hAnsi="標楷體"/>
           <w:sz w:val="28"/>
           <w:szCs w:val="28"/>
         </w:rPr>
-      </w:pPr>
-      <w:r>
-        <w:rPr>
-          <w:rFonts w:ascii="標楷體" w:eastAsia="標楷體" w:hAnsi="標楷體" w:hint="eastAsia"/>
-          <w:sz w:val="28"/>
-          <w:szCs w:val="28"/>
-        </w:rPr>
-        <w:t>容儀壯盛的樣子。</w:t>
-      </w:r>
-    </w:p>
-    <w:p>
-      <w:pPr>
-        <w:pStyle w:val="a6"/>
-        <w:numPr>
-          <w:ilvl w:val="0"/>
-          <w:numId w:val="39"/>
-        </w:numPr>
-        <w:spacing w:line="480" w:lineRule="exact"/>
-        <w:ind w:leftChars="0" w:hanging="482"/>
-        <w:jc w:val="both"/>
-        <w:rPr>
-          <w:rFonts w:ascii="標楷體" w:eastAsia="標楷體" w:hAnsi="標楷體"/>
-          <w:sz w:val="28"/>
-          <w:szCs w:val="28"/>
-        </w:rPr>
-      </w:pPr>
-      <w:r>
-        <w:rPr>
-          <w:rFonts w:ascii="標楷體" w:eastAsia="標楷體" w:hAnsi="標楷體" w:hint="eastAsia"/>
-          <w:sz w:val="28"/>
-          <w:szCs w:val="28"/>
-        </w:rPr>
-        <w:t>美好的樣子。</w:t>
+        <w:t>聲音持續不斷地傳入耳朵。絕，斷絕。形容聲音（如樂音、讚美聲、笑聲或議論聲）連綿不絕，給人留下深刻且持久的印象，久久無法忘懷。</w:t>
       </w:r>
     </w:p>
     <w:p>
@@ -1817,7 +1899,7 @@
           <w:numId w:val="30"/>
         </w:numPr>
         <w:spacing w:line="480" w:lineRule="exact"/>
-        <w:ind w:leftChars="0" w:hanging="482"/>
+        <w:ind w:leftChars="0" w:left="284" w:hanging="286"/>
         <w:jc w:val="both"/>
         <w:rPr>
           <w:rFonts w:ascii="標楷體" w:eastAsia="標楷體" w:hAnsi="標楷體"/>
@@ -1827,11 +1909,109 @@
       </w:pPr>
       <w:r>
         <w:rPr>
-          <w:rFonts w:ascii="標楷體" w:eastAsia="標楷體" w:hAnsi="標楷體" w:hint="eastAsia"/>
-          <w:sz w:val="28"/>
-          <w:szCs w:val="28"/>
-        </w:rPr>
-        <w:t>洋洋：水勢盛大或廣闊無際的樣子。</w:t>
+          <w:rFonts w:ascii="標楷體" w:eastAsia="標楷體" w:hAnsi="標楷體"/>
+          <w:sz w:val="28"/>
+          <w:szCs w:val="28"/>
+        </w:rPr>
+        <w:t>徘徊</w:t>
+      </w:r>
+      <w:r>
+        <w:rPr>
+          <w:rFonts w:ascii="標楷體" w:eastAsia="標楷體" w:hAnsi="標楷體" w:hint="eastAsia"/>
+          <w:sz w:val="28"/>
+          <w:szCs w:val="28"/>
+        </w:rPr>
+        <w:t>：</w:t>
+      </w:r>
+      <w:r>
+        <w:rPr>
+          <w:rFonts w:ascii="標楷體" w:eastAsia="標楷體" w:hAnsi="標楷體"/>
+          <w:sz w:val="28"/>
+          <w:szCs w:val="28"/>
+        </w:rPr>
+        <w:t>在同一個地方來回走動；或比喻猶豫不決、心裡拿不定主意。實指肢體上的空間逗留，虛指心靈上的徬徨、思索或情感上的眷戀與捨不得。</w:t>
+      </w:r>
+    </w:p>
+    <w:p>
+      <w:pPr>
+        <w:pStyle w:val="a6"/>
+        <w:numPr>
+          <w:ilvl w:val="0"/>
+          <w:numId w:val="30"/>
+        </w:numPr>
+        <w:spacing w:line="480" w:lineRule="exact"/>
+        <w:ind w:leftChars="0" w:left="284" w:hanging="286"/>
+        <w:jc w:val="both"/>
+        <w:rPr>
+          <w:rFonts w:ascii="標楷體" w:eastAsia="標楷體" w:hAnsi="標楷體"/>
+          <w:sz w:val="28"/>
+          <w:szCs w:val="28"/>
+        </w:rPr>
+      </w:pPr>
+      <w:r>
+        <w:rPr>
+          <w:rFonts w:ascii="標楷體" w:eastAsia="標楷體" w:hAnsi="標楷體"/>
+          <w:sz w:val="28"/>
+          <w:szCs w:val="28"/>
+        </w:rPr>
+        <w:t>真摯</w:t>
+      </w:r>
+      <w:r>
+        <w:rPr>
+          <w:rFonts w:ascii="標楷體" w:eastAsia="標楷體" w:hAnsi="標楷體" w:hint="eastAsia"/>
+          <w:sz w:val="28"/>
+          <w:szCs w:val="28"/>
+        </w:rPr>
+        <w:t>：</w:t>
+      </w:r>
+      <w:r>
+        <w:rPr>
+          <w:rFonts w:ascii="標楷體" w:eastAsia="標楷體" w:hAnsi="標楷體"/>
+          <w:sz w:val="28"/>
+          <w:szCs w:val="28"/>
+        </w:rPr>
+        <w:t>真誠懇切，不虛偽。摯，誠懇、深厚。強調情感的純粹與率真，毫無保留或矯揉造作，能深刻打動人心。</w:t>
+      </w:r>
+    </w:p>
+    <w:p>
+      <w:pPr>
+        <w:pStyle w:val="a6"/>
+        <w:numPr>
+          <w:ilvl w:val="0"/>
+          <w:numId w:val="30"/>
+        </w:numPr>
+        <w:spacing w:line="480" w:lineRule="exact"/>
+        <w:ind w:leftChars="0" w:left="284" w:hanging="286"/>
+        <w:jc w:val="both"/>
+        <w:rPr>
+          <w:rFonts w:ascii="標楷體" w:eastAsia="標楷體" w:hAnsi="標楷體" w:hint="eastAsia"/>
+          <w:sz w:val="28"/>
+          <w:szCs w:val="28"/>
+        </w:rPr>
+      </w:pPr>
+      <w:r>
+        <w:rPr>
+          <w:rFonts w:ascii="標楷體" w:eastAsia="標楷體" w:hAnsi="標楷體"/>
+          <w:sz w:val="28"/>
+          <w:szCs w:val="28"/>
+        </w:rPr>
+        <w:t>淒婉哀怨</w:t>
+      </w:r>
+      <w:r>
+        <w:rPr>
+          <w:rFonts w:ascii="標楷體" w:eastAsia="標楷體" w:hAnsi="標楷體" w:hint="eastAsia"/>
+          <w:sz w:val="28"/>
+          <w:szCs w:val="28"/>
+        </w:rPr>
+        <w:t>：</w:t>
+      </w:r>
+      <w:r>
+        <w:rPr>
+          <w:rFonts w:ascii="標楷體" w:eastAsia="標楷體" w:hAnsi="標楷體"/>
+          <w:sz w:val="28"/>
+          <w:szCs w:val="28"/>
+        </w:rPr>
+        <w:t>淒涼婉轉、悲傷怨恨。淒，淒涼悲傷；婉，曲折婉轉；哀，悲傷；怨，怨恨或遺憾。常用於形容樂曲、詩詞或情感基調極具感染力，傳達出柔弱、悲傷且充滿遺憾的心境，令人心生憐惜與同情。</w:t>
       </w:r>
     </w:p>
     <w:sectPr>
